--- a/БКС/Отчеты/БКС практика3.docx
+++ b/БКС/Отчеты/БКС практика3.docx
@@ -5,6 +5,7 @@
     <w:p>
       <w:pPr>
         <w:spacing w:line="240" w:lineRule="auto"/>
+        <w:jc w:val="center"/>
         <w:rPr>
           <w:rFonts w:ascii="Times New Roman" w:hAnsi="Times New Roman" w:cs="Times New Roman"/>
           <w:b/>
@@ -665,12 +666,12 @@
     </w:p>
     <w:p>
       <w:pPr>
-        <w:rPr>
-          <w:lang w:val="en-US"/>
-        </w:rPr>
-      </w:pPr>
-      <w:r>
-        <w:rPr>
+        <w:keepNext/>
+        <w:jc w:val="center"/>
+      </w:pPr>
+      <w:r>
+        <w:rPr>
+          <w:noProof/>
           <w:lang w:val="en-US"/>
         </w:rPr>
         <w:drawing>
@@ -712,6 +713,121 @@
     </w:p>
     <w:p>
       <w:pPr>
+        <w:pStyle w:val="a4"/>
+        <w:jc w:val="center"/>
+        <w:rPr>
+          <w:rFonts w:ascii="Times New Roman" w:hAnsi="Times New Roman" w:cs="Times New Roman"/>
+          <w:i w:val="0"/>
+          <w:iCs w:val="0"/>
+          <w:color w:val="000000" w:themeColor="text1"/>
+          <w:sz w:val="24"/>
+          <w:szCs w:val="24"/>
+        </w:rPr>
+      </w:pPr>
+      <w:r>
+        <w:rPr>
+          <w:rFonts w:ascii="Times New Roman" w:hAnsi="Times New Roman" w:cs="Times New Roman"/>
+          <w:i w:val="0"/>
+          <w:iCs w:val="0"/>
+          <w:color w:val="000000" w:themeColor="text1"/>
+          <w:sz w:val="24"/>
+          <w:szCs w:val="24"/>
+        </w:rPr>
+        <w:t xml:space="preserve">Рисунок </w:t>
+      </w:r>
+      <w:r>
+        <w:rPr>
+          <w:rFonts w:ascii="Times New Roman" w:hAnsi="Times New Roman" w:cs="Times New Roman"/>
+          <w:i w:val="0"/>
+          <w:iCs w:val="0"/>
+          <w:color w:val="000000" w:themeColor="text1"/>
+          <w:sz w:val="24"/>
+          <w:szCs w:val="24"/>
+        </w:rPr>
+        <w:fldChar w:fldCharType="begin"/>
+      </w:r>
+      <w:r>
+        <w:rPr>
+          <w:rFonts w:ascii="Times New Roman" w:hAnsi="Times New Roman" w:cs="Times New Roman"/>
+          <w:i w:val="0"/>
+          <w:iCs w:val="0"/>
+          <w:color w:val="000000" w:themeColor="text1"/>
+          <w:sz w:val="24"/>
+          <w:szCs w:val="24"/>
+        </w:rPr>
+        <w:instrText xml:space="preserve"> SEQ Рисунок \* ARABIC </w:instrText>
+      </w:r>
+      <w:r>
+        <w:rPr>
+          <w:rFonts w:ascii="Times New Roman" w:hAnsi="Times New Roman" w:cs="Times New Roman"/>
+          <w:i w:val="0"/>
+          <w:iCs w:val="0"/>
+          <w:color w:val="000000" w:themeColor="text1"/>
+          <w:sz w:val="24"/>
+          <w:szCs w:val="24"/>
+        </w:rPr>
+        <w:fldChar w:fldCharType="separate"/>
+      </w:r>
+      <w:r>
+        <w:rPr>
+          <w:rFonts w:ascii="Times New Roman" w:hAnsi="Times New Roman" w:cs="Times New Roman"/>
+          <w:i w:val="0"/>
+          <w:iCs w:val="0"/>
+          <w:noProof/>
+          <w:color w:val="000000" w:themeColor="text1"/>
+          <w:sz w:val="24"/>
+          <w:szCs w:val="24"/>
+        </w:rPr>
+        <w:t>1</w:t>
+      </w:r>
+      <w:r>
+        <w:rPr>
+          <w:rFonts w:ascii="Times New Roman" w:hAnsi="Times New Roman" w:cs="Times New Roman"/>
+          <w:i w:val="0"/>
+          <w:iCs w:val="0"/>
+          <w:color w:val="000000" w:themeColor="text1"/>
+          <w:sz w:val="24"/>
+          <w:szCs w:val="24"/>
+        </w:rPr>
+        <w:fldChar w:fldCharType="end"/>
+      </w:r>
+      <w:r>
+        <w:rPr>
+          <w:rFonts w:ascii="Times New Roman" w:hAnsi="Times New Roman" w:cs="Times New Roman"/>
+          <w:i w:val="0"/>
+          <w:iCs w:val="0"/>
+          <w:color w:val="000000" w:themeColor="text1"/>
+          <w:sz w:val="24"/>
+          <w:szCs w:val="24"/>
+        </w:rPr>
+        <w:t xml:space="preserve">. Установка имени коммутатору </w:t>
+      </w:r>
+      <w:r>
+        <w:rPr>
+          <w:rFonts w:ascii="Times New Roman" w:hAnsi="Times New Roman" w:cs="Times New Roman"/>
+          <w:i w:val="0"/>
+          <w:iCs w:val="0"/>
+          <w:color w:val="000000" w:themeColor="text1"/>
+          <w:sz w:val="24"/>
+          <w:szCs w:val="24"/>
+          <w:lang w:val="en-US"/>
+        </w:rPr>
+        <w:t>S</w:t>
+      </w:r>
+      <w:r>
+        <w:rPr>
+          <w:rFonts w:ascii="Times New Roman" w:hAnsi="Times New Roman" w:cs="Times New Roman"/>
+          <w:i w:val="0"/>
+          <w:iCs w:val="0"/>
+          <w:color w:val="000000" w:themeColor="text1"/>
+          <w:sz w:val="24"/>
+          <w:szCs w:val="24"/>
+        </w:rPr>
+        <w:t>1.</w:t>
+      </w:r>
+    </w:p>
+    <w:p>
+      <w:pPr>
         <w:pStyle w:val="3"/>
         <w:spacing w:before="240" w:after="120"/>
         <w:rPr>
@@ -743,7 +859,14 @@
       </w:r>
     </w:p>
     <w:p>
-      <w:r>
+      <w:pPr>
+        <w:keepNext/>
+        <w:jc w:val="center"/>
+      </w:pPr>
+      <w:r>
+        <w:rPr>
+          <w:noProof/>
+        </w:rPr>
         <w:drawing>
           <wp:inline distT="0" distB="0" distL="0" distR="0" wp14:anchorId="298ED820" wp14:editId="68061632">
             <wp:extent cx="2286319" cy="809738"/>
@@ -783,6 +906,98 @@
     </w:p>
     <w:p>
       <w:pPr>
+        <w:pStyle w:val="a4"/>
+        <w:jc w:val="center"/>
+        <w:rPr>
+          <w:rFonts w:ascii="Times New Roman" w:hAnsi="Times New Roman" w:cs="Times New Roman"/>
+          <w:i w:val="0"/>
+          <w:iCs w:val="0"/>
+          <w:color w:val="000000" w:themeColor="text1"/>
+          <w:sz w:val="24"/>
+          <w:szCs w:val="24"/>
+        </w:rPr>
+      </w:pPr>
+      <w:r>
+        <w:rPr>
+          <w:rFonts w:ascii="Times New Roman" w:hAnsi="Times New Roman" w:cs="Times New Roman"/>
+          <w:i w:val="0"/>
+          <w:iCs w:val="0"/>
+          <w:color w:val="000000" w:themeColor="text1"/>
+          <w:sz w:val="24"/>
+          <w:szCs w:val="24"/>
+        </w:rPr>
+        <w:t xml:space="preserve">Рисунок </w:t>
+      </w:r>
+      <w:r>
+        <w:rPr>
+          <w:rFonts w:ascii="Times New Roman" w:hAnsi="Times New Roman" w:cs="Times New Roman"/>
+          <w:i w:val="0"/>
+          <w:iCs w:val="0"/>
+          <w:color w:val="000000" w:themeColor="text1"/>
+          <w:sz w:val="24"/>
+          <w:szCs w:val="24"/>
+        </w:rPr>
+        <w:fldChar w:fldCharType="begin"/>
+      </w:r>
+      <w:r>
+        <w:rPr>
+          <w:rFonts w:ascii="Times New Roman" w:hAnsi="Times New Roman" w:cs="Times New Roman"/>
+          <w:i w:val="0"/>
+          <w:iCs w:val="0"/>
+          <w:color w:val="000000" w:themeColor="text1"/>
+          <w:sz w:val="24"/>
+          <w:szCs w:val="24"/>
+        </w:rPr>
+        <w:instrText xml:space="preserve"> SEQ Рисунок \* ARABIC </w:instrText>
+      </w:r>
+      <w:r>
+        <w:rPr>
+          <w:rFonts w:ascii="Times New Roman" w:hAnsi="Times New Roman" w:cs="Times New Roman"/>
+          <w:i w:val="0"/>
+          <w:iCs w:val="0"/>
+          <w:color w:val="000000" w:themeColor="text1"/>
+          <w:sz w:val="24"/>
+          <w:szCs w:val="24"/>
+        </w:rPr>
+        <w:fldChar w:fldCharType="separate"/>
+      </w:r>
+      <w:r>
+        <w:rPr>
+          <w:rFonts w:ascii="Times New Roman" w:hAnsi="Times New Roman" w:cs="Times New Roman"/>
+          <w:i w:val="0"/>
+          <w:iCs w:val="0"/>
+          <w:noProof/>
+          <w:color w:val="000000" w:themeColor="text1"/>
+          <w:sz w:val="24"/>
+          <w:szCs w:val="24"/>
+        </w:rPr>
+        <w:t>2</w:t>
+      </w:r>
+      <w:r>
+        <w:rPr>
+          <w:rFonts w:ascii="Times New Roman" w:hAnsi="Times New Roman" w:cs="Times New Roman"/>
+          <w:i w:val="0"/>
+          <w:iCs w:val="0"/>
+          <w:color w:val="000000" w:themeColor="text1"/>
+          <w:sz w:val="24"/>
+          <w:szCs w:val="24"/>
+        </w:rPr>
+        <w:fldChar w:fldCharType="end"/>
+      </w:r>
+      <w:r>
+        <w:rPr>
+          <w:rFonts w:ascii="Times New Roman" w:hAnsi="Times New Roman" w:cs="Times New Roman"/>
+          <w:i w:val="0"/>
+          <w:iCs w:val="0"/>
+          <w:color w:val="000000" w:themeColor="text1"/>
+          <w:sz w:val="24"/>
+          <w:szCs w:val="24"/>
+        </w:rPr>
+        <w:t>. Настройка пароля для консоли и шифрование привилегированного режима.</w:t>
+      </w:r>
+    </w:p>
+    <w:p>
+      <w:pPr>
         <w:pStyle w:val="3"/>
         <w:spacing w:before="240" w:after="120"/>
         <w:rPr>
@@ -864,16 +1079,13 @@
     </w:p>
     <w:p>
       <w:pPr>
-        <w:rPr>
-          <w:rFonts w:ascii="Times New Roman" w:hAnsi="Times New Roman" w:cs="Times New Roman"/>
-          <w:sz w:val="32"/>
-          <w:szCs w:val="32"/>
-          <w:lang w:val="en-US"/>
-        </w:rPr>
-      </w:pPr>
-      <w:r>
-        <w:rPr>
-          <w:rFonts w:ascii="Times New Roman" w:hAnsi="Times New Roman" w:cs="Times New Roman"/>
+        <w:keepNext/>
+        <w:jc w:val="center"/>
+      </w:pPr>
+      <w:r>
+        <w:rPr>
+          <w:rFonts w:ascii="Times New Roman" w:hAnsi="Times New Roman" w:cs="Times New Roman"/>
+          <w:noProof/>
           <w:sz w:val="32"/>
           <w:szCs w:val="32"/>
           <w:lang w:val="en-US"/>
@@ -917,6 +1129,133 @@
     </w:p>
     <w:p>
       <w:pPr>
+        <w:pStyle w:val="a4"/>
+        <w:jc w:val="center"/>
+        <w:rPr>
+          <w:rFonts w:ascii="Times New Roman" w:hAnsi="Times New Roman" w:cs="Times New Roman"/>
+          <w:i w:val="0"/>
+          <w:iCs w:val="0"/>
+          <w:color w:val="000000" w:themeColor="text1"/>
+          <w:sz w:val="44"/>
+          <w:szCs w:val="44"/>
+          <w:lang w:val="en-US"/>
+        </w:rPr>
+      </w:pPr>
+      <w:r>
+        <w:rPr>
+          <w:rFonts w:ascii="Times New Roman" w:hAnsi="Times New Roman" w:cs="Times New Roman"/>
+          <w:i w:val="0"/>
+          <w:iCs w:val="0"/>
+          <w:color w:val="000000" w:themeColor="text1"/>
+          <w:sz w:val="24"/>
+          <w:szCs w:val="24"/>
+        </w:rPr>
+        <w:t xml:space="preserve">Рисунок </w:t>
+      </w:r>
+      <w:r>
+        <w:rPr>
+          <w:rFonts w:ascii="Times New Roman" w:hAnsi="Times New Roman" w:cs="Times New Roman"/>
+          <w:i w:val="0"/>
+          <w:iCs w:val="0"/>
+          <w:color w:val="000000" w:themeColor="text1"/>
+          <w:sz w:val="24"/>
+          <w:szCs w:val="24"/>
+        </w:rPr>
+        <w:fldChar w:fldCharType="begin"/>
+      </w:r>
+      <w:r>
+        <w:rPr>
+          <w:rFonts w:ascii="Times New Roman" w:hAnsi="Times New Roman" w:cs="Times New Roman"/>
+          <w:i w:val="0"/>
+          <w:iCs w:val="0"/>
+          <w:color w:val="000000" w:themeColor="text1"/>
+          <w:sz w:val="24"/>
+          <w:szCs w:val="24"/>
+        </w:rPr>
+        <w:instrText xml:space="preserve"> SEQ Рисунок \* ARABIC </w:instrText>
+      </w:r>
+      <w:r>
+        <w:rPr>
+          <w:rFonts w:ascii="Times New Roman" w:hAnsi="Times New Roman" w:cs="Times New Roman"/>
+          <w:i w:val="0"/>
+          <w:iCs w:val="0"/>
+          <w:color w:val="000000" w:themeColor="text1"/>
+          <w:sz w:val="24"/>
+          <w:szCs w:val="24"/>
+        </w:rPr>
+        <w:fldChar w:fldCharType="separate"/>
+      </w:r>
+      <w:r>
+        <w:rPr>
+          <w:rFonts w:ascii="Times New Roman" w:hAnsi="Times New Roman" w:cs="Times New Roman"/>
+          <w:i w:val="0"/>
+          <w:iCs w:val="0"/>
+          <w:noProof/>
+          <w:color w:val="000000" w:themeColor="text1"/>
+          <w:sz w:val="24"/>
+          <w:szCs w:val="24"/>
+        </w:rPr>
+        <w:t>3</w:t>
+      </w:r>
+      <w:r>
+        <w:rPr>
+          <w:rFonts w:ascii="Times New Roman" w:hAnsi="Times New Roman" w:cs="Times New Roman"/>
+          <w:i w:val="0"/>
+          <w:iCs w:val="0"/>
+          <w:color w:val="000000" w:themeColor="text1"/>
+          <w:sz w:val="24"/>
+          <w:szCs w:val="24"/>
+        </w:rPr>
+        <w:fldChar w:fldCharType="end"/>
+      </w:r>
+      <w:r>
+        <w:rPr>
+          <w:rFonts w:ascii="Times New Roman" w:hAnsi="Times New Roman" w:cs="Times New Roman"/>
+          <w:i w:val="0"/>
+          <w:iCs w:val="0"/>
+          <w:color w:val="000000" w:themeColor="text1"/>
+          <w:sz w:val="24"/>
+          <w:szCs w:val="24"/>
+        </w:rPr>
+        <w:t>. Установка бан</w:t>
+      </w:r>
+      <w:r>
+        <w:rPr>
+          <w:rFonts w:ascii="Times New Roman" w:hAnsi="Times New Roman" w:cs="Times New Roman"/>
+          <w:i w:val="0"/>
+          <w:iCs w:val="0"/>
+          <w:color w:val="000000" w:themeColor="text1"/>
+          <w:sz w:val="24"/>
+          <w:szCs w:val="24"/>
+        </w:rPr>
+        <w:t>н</w:t>
+      </w:r>
+      <w:r>
+        <w:rPr>
+          <w:rFonts w:ascii="Times New Roman" w:hAnsi="Times New Roman" w:cs="Times New Roman"/>
+          <w:i w:val="0"/>
+          <w:iCs w:val="0"/>
+          <w:color w:val="000000" w:themeColor="text1"/>
+          <w:sz w:val="24"/>
+          <w:szCs w:val="24"/>
+        </w:rPr>
+        <w:t xml:space="preserve">ера </w:t>
+      </w:r>
+      <w:r>
+        <w:rPr>
+          <w:rFonts w:ascii="Times New Roman" w:hAnsi="Times New Roman" w:cs="Times New Roman"/>
+          <w:i w:val="0"/>
+          <w:iCs w:val="0"/>
+          <w:color w:val="000000" w:themeColor="text1"/>
+          <w:sz w:val="24"/>
+          <w:szCs w:val="24"/>
+          <w:lang w:val="en-US"/>
+        </w:rPr>
+        <w:t>motd.</w:t>
+      </w:r>
+    </w:p>
+    <w:p>
+      <w:pPr>
         <w:pStyle w:val="3"/>
         <w:spacing w:before="240" w:after="120"/>
         <w:rPr>
@@ -948,7 +1287,14 @@
       </w:r>
     </w:p>
     <w:p>
-      <w:r>
+      <w:pPr>
+        <w:keepNext/>
+        <w:jc w:val="center"/>
+      </w:pPr>
+      <w:r>
+        <w:rPr>
+          <w:noProof/>
+        </w:rPr>
         <w:drawing>
           <wp:inline distT="0" distB="0" distL="0" distR="0" wp14:anchorId="472C85B8" wp14:editId="1212BD03">
             <wp:extent cx="2610214" cy="695422"/>
@@ -988,6 +1334,121 @@
     </w:p>
     <w:p>
       <w:pPr>
+        <w:pStyle w:val="a4"/>
+        <w:jc w:val="center"/>
+        <w:rPr>
+          <w:rFonts w:ascii="Times New Roman" w:hAnsi="Times New Roman" w:cs="Times New Roman"/>
+          <w:i w:val="0"/>
+          <w:iCs w:val="0"/>
+          <w:color w:val="000000" w:themeColor="text1"/>
+          <w:sz w:val="24"/>
+          <w:szCs w:val="24"/>
+        </w:rPr>
+      </w:pPr>
+      <w:r>
+        <w:rPr>
+          <w:rFonts w:ascii="Times New Roman" w:hAnsi="Times New Roman" w:cs="Times New Roman"/>
+          <w:i w:val="0"/>
+          <w:iCs w:val="0"/>
+          <w:color w:val="000000" w:themeColor="text1"/>
+          <w:sz w:val="24"/>
+          <w:szCs w:val="24"/>
+        </w:rPr>
+        <w:t xml:space="preserve">Рисунок </w:t>
+      </w:r>
+      <w:r>
+        <w:rPr>
+          <w:rFonts w:ascii="Times New Roman" w:hAnsi="Times New Roman" w:cs="Times New Roman"/>
+          <w:i w:val="0"/>
+          <w:iCs w:val="0"/>
+          <w:color w:val="000000" w:themeColor="text1"/>
+          <w:sz w:val="24"/>
+          <w:szCs w:val="24"/>
+        </w:rPr>
+        <w:fldChar w:fldCharType="begin"/>
+      </w:r>
+      <w:r>
+        <w:rPr>
+          <w:rFonts w:ascii="Times New Roman" w:hAnsi="Times New Roman" w:cs="Times New Roman"/>
+          <w:i w:val="0"/>
+          <w:iCs w:val="0"/>
+          <w:color w:val="000000" w:themeColor="text1"/>
+          <w:sz w:val="24"/>
+          <w:szCs w:val="24"/>
+        </w:rPr>
+        <w:instrText xml:space="preserve"> SEQ Рисунок \* ARABIC </w:instrText>
+      </w:r>
+      <w:r>
+        <w:rPr>
+          <w:rFonts w:ascii="Times New Roman" w:hAnsi="Times New Roman" w:cs="Times New Roman"/>
+          <w:i w:val="0"/>
+          <w:iCs w:val="0"/>
+          <w:color w:val="000000" w:themeColor="text1"/>
+          <w:sz w:val="24"/>
+          <w:szCs w:val="24"/>
+        </w:rPr>
+        <w:fldChar w:fldCharType="separate"/>
+      </w:r>
+      <w:r>
+        <w:rPr>
+          <w:rFonts w:ascii="Times New Roman" w:hAnsi="Times New Roman" w:cs="Times New Roman"/>
+          <w:i w:val="0"/>
+          <w:iCs w:val="0"/>
+          <w:noProof/>
+          <w:color w:val="000000" w:themeColor="text1"/>
+          <w:sz w:val="24"/>
+          <w:szCs w:val="24"/>
+        </w:rPr>
+        <w:t>4</w:t>
+      </w:r>
+      <w:r>
+        <w:rPr>
+          <w:rFonts w:ascii="Times New Roman" w:hAnsi="Times New Roman" w:cs="Times New Roman"/>
+          <w:i w:val="0"/>
+          <w:iCs w:val="0"/>
+          <w:color w:val="000000" w:themeColor="text1"/>
+          <w:sz w:val="24"/>
+          <w:szCs w:val="24"/>
+        </w:rPr>
+        <w:fldChar w:fldCharType="end"/>
+      </w:r>
+      <w:r>
+        <w:rPr>
+          <w:rFonts w:ascii="Times New Roman" w:hAnsi="Times New Roman" w:cs="Times New Roman"/>
+          <w:i w:val="0"/>
+          <w:iCs w:val="0"/>
+          <w:color w:val="000000" w:themeColor="text1"/>
+          <w:sz w:val="24"/>
+          <w:szCs w:val="24"/>
+        </w:rPr>
+        <w:t xml:space="preserve">. Сохранение файла конфигурации в </w:t>
+      </w:r>
+      <w:r>
+        <w:rPr>
+          <w:rFonts w:ascii="Times New Roman" w:hAnsi="Times New Roman" w:cs="Times New Roman"/>
+          <w:i w:val="0"/>
+          <w:iCs w:val="0"/>
+          <w:color w:val="000000" w:themeColor="text1"/>
+          <w:sz w:val="24"/>
+          <w:szCs w:val="24"/>
+          <w:lang w:val="en-US"/>
+        </w:rPr>
+        <w:t>NVRAM</w:t>
+      </w:r>
+      <w:r>
+        <w:rPr>
+          <w:rFonts w:ascii="Times New Roman" w:hAnsi="Times New Roman" w:cs="Times New Roman"/>
+          <w:i w:val="0"/>
+          <w:iCs w:val="0"/>
+          <w:color w:val="000000" w:themeColor="text1"/>
+          <w:sz w:val="24"/>
+          <w:szCs w:val="24"/>
+        </w:rPr>
+        <w:t>.</w:t>
+      </w:r>
+    </w:p>
+    <w:p>
+      <w:pPr>
         <w:pStyle w:val="3"/>
         <w:spacing w:before="240" w:after="120"/>
         <w:rPr>
@@ -1020,7 +1481,14 @@
       </w:r>
     </w:p>
     <w:p>
-      <w:r>
+      <w:pPr>
+        <w:keepNext/>
+        <w:jc w:val="center"/>
+      </w:pPr>
+      <w:r>
+        <w:rPr>
+          <w:noProof/>
+        </w:rPr>
         <w:drawing>
           <wp:inline distT="0" distB="0" distL="0" distR="0" wp14:anchorId="4D31E495" wp14:editId="0E1B0F3C">
             <wp:extent cx="4496427" cy="3667637"/>
@@ -1059,7 +1527,130 @@
       </w:r>
     </w:p>
     <w:p>
-      <w:r>
+      <w:pPr>
+        <w:pStyle w:val="a4"/>
+        <w:jc w:val="center"/>
+        <w:rPr>
+          <w:rFonts w:ascii="Times New Roman" w:hAnsi="Times New Roman" w:cs="Times New Roman"/>
+          <w:i w:val="0"/>
+          <w:iCs w:val="0"/>
+          <w:color w:val="000000" w:themeColor="text1"/>
+          <w:sz w:val="24"/>
+          <w:szCs w:val="24"/>
+        </w:rPr>
+      </w:pPr>
+      <w:r>
+        <w:rPr>
+          <w:rFonts w:ascii="Times New Roman" w:hAnsi="Times New Roman" w:cs="Times New Roman"/>
+          <w:i w:val="0"/>
+          <w:iCs w:val="0"/>
+          <w:color w:val="000000" w:themeColor="text1"/>
+          <w:sz w:val="24"/>
+          <w:szCs w:val="24"/>
+        </w:rPr>
+        <w:t xml:space="preserve">Рисунок </w:t>
+      </w:r>
+      <w:r>
+        <w:rPr>
+          <w:rFonts w:ascii="Times New Roman" w:hAnsi="Times New Roman" w:cs="Times New Roman"/>
+          <w:i w:val="0"/>
+          <w:iCs w:val="0"/>
+          <w:color w:val="000000" w:themeColor="text1"/>
+          <w:sz w:val="24"/>
+          <w:szCs w:val="24"/>
+        </w:rPr>
+        <w:fldChar w:fldCharType="begin"/>
+      </w:r>
+      <w:r>
+        <w:rPr>
+          <w:rFonts w:ascii="Times New Roman" w:hAnsi="Times New Roman" w:cs="Times New Roman"/>
+          <w:i w:val="0"/>
+          <w:iCs w:val="0"/>
+          <w:color w:val="000000" w:themeColor="text1"/>
+          <w:sz w:val="24"/>
+          <w:szCs w:val="24"/>
+        </w:rPr>
+        <w:instrText xml:space="preserve"> SEQ Рисунок \* ARABIC </w:instrText>
+      </w:r>
+      <w:r>
+        <w:rPr>
+          <w:rFonts w:ascii="Times New Roman" w:hAnsi="Times New Roman" w:cs="Times New Roman"/>
+          <w:i w:val="0"/>
+          <w:iCs w:val="0"/>
+          <w:color w:val="000000" w:themeColor="text1"/>
+          <w:sz w:val="24"/>
+          <w:szCs w:val="24"/>
+        </w:rPr>
+        <w:fldChar w:fldCharType="separate"/>
+      </w:r>
+      <w:r>
+        <w:rPr>
+          <w:rFonts w:ascii="Times New Roman" w:hAnsi="Times New Roman" w:cs="Times New Roman"/>
+          <w:i w:val="0"/>
+          <w:iCs w:val="0"/>
+          <w:noProof/>
+          <w:color w:val="000000" w:themeColor="text1"/>
+          <w:sz w:val="24"/>
+          <w:szCs w:val="24"/>
+        </w:rPr>
+        <w:t>5</w:t>
+      </w:r>
+      <w:r>
+        <w:rPr>
+          <w:rFonts w:ascii="Times New Roman" w:hAnsi="Times New Roman" w:cs="Times New Roman"/>
+          <w:i w:val="0"/>
+          <w:iCs w:val="0"/>
+          <w:color w:val="000000" w:themeColor="text1"/>
+          <w:sz w:val="24"/>
+          <w:szCs w:val="24"/>
+        </w:rPr>
+        <w:fldChar w:fldCharType="end"/>
+      </w:r>
+      <w:r>
+        <w:rPr>
+          <w:rFonts w:ascii="Times New Roman" w:hAnsi="Times New Roman" w:cs="Times New Roman"/>
+          <w:i w:val="0"/>
+          <w:iCs w:val="0"/>
+          <w:color w:val="000000" w:themeColor="text1"/>
+          <w:sz w:val="24"/>
+          <w:szCs w:val="24"/>
+          <w:lang w:val="en-US"/>
+        </w:rPr>
+        <w:t xml:space="preserve">. </w:t>
+      </w:r>
+      <w:r>
+        <w:rPr>
+          <w:rFonts w:ascii="Times New Roman" w:hAnsi="Times New Roman" w:cs="Times New Roman"/>
+          <w:i w:val="0"/>
+          <w:iCs w:val="0"/>
+          <w:color w:val="000000" w:themeColor="text1"/>
+          <w:sz w:val="24"/>
+          <w:szCs w:val="24"/>
+        </w:rPr>
+        <w:t xml:space="preserve">Настройка коммутатора </w:t>
+      </w:r>
+      <w:r>
+        <w:rPr>
+          <w:rFonts w:ascii="Times New Roman" w:hAnsi="Times New Roman" w:cs="Times New Roman"/>
+          <w:i w:val="0"/>
+          <w:iCs w:val="0"/>
+          <w:color w:val="000000" w:themeColor="text1"/>
+          <w:sz w:val="24"/>
+          <w:szCs w:val="24"/>
+          <w:lang w:val="en-US"/>
+        </w:rPr>
+        <w:t>S2.</w:t>
+      </w:r>
+    </w:p>
+    <w:p>
+      <w:pPr>
+        <w:keepNext/>
+        <w:jc w:val="center"/>
+      </w:pPr>
+      <w:r>
+        <w:rPr>
+          <w:noProof/>
+        </w:rPr>
         <w:drawing>
           <wp:inline distT="0" distB="0" distL="0" distR="0" wp14:anchorId="35830073" wp14:editId="7DB4F8EA">
             <wp:extent cx="4734586" cy="1276528"/>
@@ -1098,7 +1689,118 @@
       </w:r>
     </w:p>
     <w:p>
-      <w:r>
+      <w:pPr>
+        <w:pStyle w:val="a4"/>
+        <w:jc w:val="center"/>
+        <w:rPr>
+          <w:rFonts w:ascii="Times New Roman" w:hAnsi="Times New Roman" w:cs="Times New Roman"/>
+          <w:i w:val="0"/>
+          <w:iCs w:val="0"/>
+          <w:color w:val="000000" w:themeColor="text1"/>
+          <w:sz w:val="24"/>
+          <w:szCs w:val="24"/>
+        </w:rPr>
+      </w:pPr>
+      <w:r>
+        <w:rPr>
+          <w:rFonts w:ascii="Times New Roman" w:hAnsi="Times New Roman" w:cs="Times New Roman"/>
+          <w:i w:val="0"/>
+          <w:iCs w:val="0"/>
+          <w:color w:val="000000" w:themeColor="text1"/>
+          <w:sz w:val="24"/>
+          <w:szCs w:val="24"/>
+        </w:rPr>
+        <w:t xml:space="preserve">Рисунок </w:t>
+      </w:r>
+      <w:r>
+        <w:rPr>
+          <w:rFonts w:ascii="Times New Roman" w:hAnsi="Times New Roman" w:cs="Times New Roman"/>
+          <w:i w:val="0"/>
+          <w:iCs w:val="0"/>
+          <w:color w:val="000000" w:themeColor="text1"/>
+          <w:sz w:val="24"/>
+          <w:szCs w:val="24"/>
+        </w:rPr>
+        <w:fldChar w:fldCharType="begin"/>
+      </w:r>
+      <w:r>
+        <w:rPr>
+          <w:rFonts w:ascii="Times New Roman" w:hAnsi="Times New Roman" w:cs="Times New Roman"/>
+          <w:i w:val="0"/>
+          <w:iCs w:val="0"/>
+          <w:color w:val="000000" w:themeColor="text1"/>
+          <w:sz w:val="24"/>
+          <w:szCs w:val="24"/>
+        </w:rPr>
+        <w:instrText xml:space="preserve"> SEQ Рисунок \* ARABIC </w:instrText>
+      </w:r>
+      <w:r>
+        <w:rPr>
+          <w:rFonts w:ascii="Times New Roman" w:hAnsi="Times New Roman" w:cs="Times New Roman"/>
+          <w:i w:val="0"/>
+          <w:iCs w:val="0"/>
+          <w:color w:val="000000" w:themeColor="text1"/>
+          <w:sz w:val="24"/>
+          <w:szCs w:val="24"/>
+        </w:rPr>
+        <w:fldChar w:fldCharType="separate"/>
+      </w:r>
+      <w:r>
+        <w:rPr>
+          <w:rFonts w:ascii="Times New Roman" w:hAnsi="Times New Roman" w:cs="Times New Roman"/>
+          <w:i w:val="0"/>
+          <w:iCs w:val="0"/>
+          <w:noProof/>
+          <w:color w:val="000000" w:themeColor="text1"/>
+          <w:sz w:val="24"/>
+          <w:szCs w:val="24"/>
+        </w:rPr>
+        <w:t>6</w:t>
+      </w:r>
+      <w:r>
+        <w:rPr>
+          <w:rFonts w:ascii="Times New Roman" w:hAnsi="Times New Roman" w:cs="Times New Roman"/>
+          <w:i w:val="0"/>
+          <w:iCs w:val="0"/>
+          <w:color w:val="000000" w:themeColor="text1"/>
+          <w:sz w:val="24"/>
+          <w:szCs w:val="24"/>
+        </w:rPr>
+        <w:fldChar w:fldCharType="end"/>
+      </w:r>
+      <w:r>
+        <w:rPr>
+          <w:rFonts w:ascii="Times New Roman" w:hAnsi="Times New Roman" w:cs="Times New Roman"/>
+          <w:i w:val="0"/>
+          <w:iCs w:val="0"/>
+          <w:color w:val="000000" w:themeColor="text1"/>
+          <w:sz w:val="24"/>
+          <w:szCs w:val="24"/>
+          <w:lang w:val="en-US"/>
+        </w:rPr>
+        <w:t xml:space="preserve">. </w:t>
+      </w:r>
+      <w:r>
+        <w:rPr>
+          <w:rFonts w:ascii="Times New Roman" w:hAnsi="Times New Roman" w:cs="Times New Roman"/>
+          <w:i w:val="0"/>
+          <w:iCs w:val="0"/>
+          <w:color w:val="000000" w:themeColor="text1"/>
+          <w:sz w:val="24"/>
+          <w:szCs w:val="24"/>
+        </w:rPr>
+        <w:t>Проверка пароля.</w:t>
+      </w:r>
+    </w:p>
+    <w:p>
+      <w:pPr>
+        <w:keepNext/>
+        <w:jc w:val="center"/>
+      </w:pPr>
+      <w:r>
+        <w:rPr>
+          <w:noProof/>
+        </w:rPr>
         <w:drawing>
           <wp:inline distT="0" distB="0" distL="0" distR="0" wp14:anchorId="0FAB3F97" wp14:editId="37B3342F">
             <wp:extent cx="2896004" cy="743054"/>
@@ -1137,6 +1839,98 @@
       </w:r>
     </w:p>
     <w:p>
+      <w:pPr>
+        <w:pStyle w:val="a4"/>
+        <w:jc w:val="center"/>
+        <w:rPr>
+          <w:rFonts w:ascii="Times New Roman" w:hAnsi="Times New Roman" w:cs="Times New Roman"/>
+          <w:i w:val="0"/>
+          <w:iCs w:val="0"/>
+          <w:color w:val="000000" w:themeColor="text1"/>
+          <w:sz w:val="24"/>
+          <w:szCs w:val="24"/>
+        </w:rPr>
+      </w:pPr>
+      <w:r>
+        <w:rPr>
+          <w:rFonts w:ascii="Times New Roman" w:hAnsi="Times New Roman" w:cs="Times New Roman"/>
+          <w:i w:val="0"/>
+          <w:iCs w:val="0"/>
+          <w:color w:val="000000" w:themeColor="text1"/>
+          <w:sz w:val="24"/>
+          <w:szCs w:val="24"/>
+        </w:rPr>
+        <w:t xml:space="preserve">Рисунок </w:t>
+      </w:r>
+      <w:r>
+        <w:rPr>
+          <w:rFonts w:ascii="Times New Roman" w:hAnsi="Times New Roman" w:cs="Times New Roman"/>
+          <w:i w:val="0"/>
+          <w:iCs w:val="0"/>
+          <w:color w:val="000000" w:themeColor="text1"/>
+          <w:sz w:val="24"/>
+          <w:szCs w:val="24"/>
+        </w:rPr>
+        <w:fldChar w:fldCharType="begin"/>
+      </w:r>
+      <w:r>
+        <w:rPr>
+          <w:rFonts w:ascii="Times New Roman" w:hAnsi="Times New Roman" w:cs="Times New Roman"/>
+          <w:i w:val="0"/>
+          <w:iCs w:val="0"/>
+          <w:color w:val="000000" w:themeColor="text1"/>
+          <w:sz w:val="24"/>
+          <w:szCs w:val="24"/>
+        </w:rPr>
+        <w:instrText xml:space="preserve"> SEQ Рисунок \* ARABIC </w:instrText>
+      </w:r>
+      <w:r>
+        <w:rPr>
+          <w:rFonts w:ascii="Times New Roman" w:hAnsi="Times New Roman" w:cs="Times New Roman"/>
+          <w:i w:val="0"/>
+          <w:iCs w:val="0"/>
+          <w:color w:val="000000" w:themeColor="text1"/>
+          <w:sz w:val="24"/>
+          <w:szCs w:val="24"/>
+        </w:rPr>
+        <w:fldChar w:fldCharType="separate"/>
+      </w:r>
+      <w:r>
+        <w:rPr>
+          <w:rFonts w:ascii="Times New Roman" w:hAnsi="Times New Roman" w:cs="Times New Roman"/>
+          <w:i w:val="0"/>
+          <w:iCs w:val="0"/>
+          <w:noProof/>
+          <w:color w:val="000000" w:themeColor="text1"/>
+          <w:sz w:val="24"/>
+          <w:szCs w:val="24"/>
+        </w:rPr>
+        <w:t>7</w:t>
+      </w:r>
+      <w:r>
+        <w:rPr>
+          <w:rFonts w:ascii="Times New Roman" w:hAnsi="Times New Roman" w:cs="Times New Roman"/>
+          <w:i w:val="0"/>
+          <w:iCs w:val="0"/>
+          <w:color w:val="000000" w:themeColor="text1"/>
+          <w:sz w:val="24"/>
+          <w:szCs w:val="24"/>
+        </w:rPr>
+        <w:fldChar w:fldCharType="end"/>
+      </w:r>
+      <w:r>
+        <w:rPr>
+          <w:rFonts w:ascii="Times New Roman" w:hAnsi="Times New Roman" w:cs="Times New Roman"/>
+          <w:i w:val="0"/>
+          <w:iCs w:val="0"/>
+          <w:color w:val="000000" w:themeColor="text1"/>
+          <w:sz w:val="24"/>
+          <w:szCs w:val="24"/>
+        </w:rPr>
+        <w:t>. Сохранение файла конфигурации в NVRAM.</w:t>
+      </w:r>
+    </w:p>
+    <w:p>
       <w:r>
         <w:br w:type="page"/>
       </w:r>
@@ -1208,7 +2002,14 @@
       </w:r>
     </w:p>
     <w:p>
-      <w:r>
+      <w:pPr>
+        <w:keepNext/>
+        <w:jc w:val="center"/>
+      </w:pPr>
+      <w:r>
+        <w:rPr>
+          <w:noProof/>
+        </w:rPr>
         <w:drawing>
           <wp:inline distT="0" distB="0" distL="0" distR="0" wp14:anchorId="5794A51F" wp14:editId="7C8F720C">
             <wp:extent cx="5287113" cy="2743583"/>
@@ -1247,7 +2048,106 @@
       </w:r>
     </w:p>
     <w:p>
-      <w:r>
+      <w:pPr>
+        <w:pStyle w:val="a4"/>
+        <w:jc w:val="center"/>
+        <w:rPr>
+          <w:rFonts w:ascii="Times New Roman" w:hAnsi="Times New Roman" w:cs="Times New Roman"/>
+          <w:i w:val="0"/>
+          <w:iCs w:val="0"/>
+          <w:color w:val="000000" w:themeColor="text1"/>
+          <w:sz w:val="24"/>
+          <w:szCs w:val="24"/>
+        </w:rPr>
+      </w:pPr>
+      <w:r>
+        <w:rPr>
+          <w:rFonts w:ascii="Times New Roman" w:hAnsi="Times New Roman" w:cs="Times New Roman"/>
+          <w:i w:val="0"/>
+          <w:iCs w:val="0"/>
+          <w:color w:val="000000" w:themeColor="text1"/>
+          <w:sz w:val="24"/>
+          <w:szCs w:val="24"/>
+        </w:rPr>
+        <w:t xml:space="preserve">Рисунок </w:t>
+      </w:r>
+      <w:r>
+        <w:rPr>
+          <w:rFonts w:ascii="Times New Roman" w:hAnsi="Times New Roman" w:cs="Times New Roman"/>
+          <w:i w:val="0"/>
+          <w:iCs w:val="0"/>
+          <w:color w:val="000000" w:themeColor="text1"/>
+          <w:sz w:val="24"/>
+          <w:szCs w:val="24"/>
+        </w:rPr>
+        <w:fldChar w:fldCharType="begin"/>
+      </w:r>
+      <w:r>
+        <w:rPr>
+          <w:rFonts w:ascii="Times New Roman" w:hAnsi="Times New Roman" w:cs="Times New Roman"/>
+          <w:i w:val="0"/>
+          <w:iCs w:val="0"/>
+          <w:color w:val="000000" w:themeColor="text1"/>
+          <w:sz w:val="24"/>
+          <w:szCs w:val="24"/>
+        </w:rPr>
+        <w:instrText xml:space="preserve"> SEQ Рисунок \* ARABIC </w:instrText>
+      </w:r>
+      <w:r>
+        <w:rPr>
+          <w:rFonts w:ascii="Times New Roman" w:hAnsi="Times New Roman" w:cs="Times New Roman"/>
+          <w:i w:val="0"/>
+          <w:iCs w:val="0"/>
+          <w:color w:val="000000" w:themeColor="text1"/>
+          <w:sz w:val="24"/>
+          <w:szCs w:val="24"/>
+        </w:rPr>
+        <w:fldChar w:fldCharType="separate"/>
+      </w:r>
+      <w:r>
+        <w:rPr>
+          <w:rFonts w:ascii="Times New Roman" w:hAnsi="Times New Roman" w:cs="Times New Roman"/>
+          <w:i w:val="0"/>
+          <w:iCs w:val="0"/>
+          <w:noProof/>
+          <w:color w:val="000000" w:themeColor="text1"/>
+          <w:sz w:val="24"/>
+          <w:szCs w:val="24"/>
+        </w:rPr>
+        <w:t>8</w:t>
+      </w:r>
+      <w:r>
+        <w:rPr>
+          <w:rFonts w:ascii="Times New Roman" w:hAnsi="Times New Roman" w:cs="Times New Roman"/>
+          <w:i w:val="0"/>
+          <w:iCs w:val="0"/>
+          <w:color w:val="000000" w:themeColor="text1"/>
+          <w:sz w:val="24"/>
+          <w:szCs w:val="24"/>
+        </w:rPr>
+        <w:fldChar w:fldCharType="end"/>
+      </w:r>
+      <w:r>
+        <w:rPr>
+          <w:rFonts w:ascii="Times New Roman" w:hAnsi="Times New Roman" w:cs="Times New Roman"/>
+          <w:i w:val="0"/>
+          <w:iCs w:val="0"/>
+          <w:color w:val="000000" w:themeColor="text1"/>
+          <w:sz w:val="24"/>
+          <w:szCs w:val="24"/>
+        </w:rPr>
+        <w:t>. Настройка IP-адреса на первом ПК.</w:t>
+      </w:r>
+    </w:p>
+    <w:p>
+      <w:pPr>
+        <w:keepNext/>
+        <w:jc w:val="center"/>
+      </w:pPr>
+      <w:r>
+        <w:rPr>
+          <w:noProof/>
+        </w:rPr>
         <w:drawing>
           <wp:inline distT="0" distB="0" distL="0" distR="0" wp14:anchorId="14ADEC63" wp14:editId="6F524DC1">
             <wp:extent cx="5296639" cy="2800741"/>
@@ -1287,6 +2187,98 @@
     </w:p>
     <w:p>
       <w:pPr>
+        <w:pStyle w:val="a4"/>
+        <w:jc w:val="center"/>
+        <w:rPr>
+          <w:rFonts w:ascii="Times New Roman" w:hAnsi="Times New Roman" w:cs="Times New Roman"/>
+          <w:i w:val="0"/>
+          <w:iCs w:val="0"/>
+          <w:color w:val="000000" w:themeColor="text1"/>
+          <w:sz w:val="24"/>
+          <w:szCs w:val="24"/>
+        </w:rPr>
+      </w:pPr>
+      <w:r>
+        <w:rPr>
+          <w:rFonts w:ascii="Times New Roman" w:hAnsi="Times New Roman" w:cs="Times New Roman"/>
+          <w:i w:val="0"/>
+          <w:iCs w:val="0"/>
+          <w:color w:val="000000" w:themeColor="text1"/>
+          <w:sz w:val="24"/>
+          <w:szCs w:val="24"/>
+        </w:rPr>
+        <w:t xml:space="preserve">Рисунок </w:t>
+      </w:r>
+      <w:r>
+        <w:rPr>
+          <w:rFonts w:ascii="Times New Roman" w:hAnsi="Times New Roman" w:cs="Times New Roman"/>
+          <w:i w:val="0"/>
+          <w:iCs w:val="0"/>
+          <w:color w:val="000000" w:themeColor="text1"/>
+          <w:sz w:val="24"/>
+          <w:szCs w:val="24"/>
+        </w:rPr>
+        <w:fldChar w:fldCharType="begin"/>
+      </w:r>
+      <w:r>
+        <w:rPr>
+          <w:rFonts w:ascii="Times New Roman" w:hAnsi="Times New Roman" w:cs="Times New Roman"/>
+          <w:i w:val="0"/>
+          <w:iCs w:val="0"/>
+          <w:color w:val="000000" w:themeColor="text1"/>
+          <w:sz w:val="24"/>
+          <w:szCs w:val="24"/>
+        </w:rPr>
+        <w:instrText xml:space="preserve"> SEQ Рисунок \* ARABIC </w:instrText>
+      </w:r>
+      <w:r>
+        <w:rPr>
+          <w:rFonts w:ascii="Times New Roman" w:hAnsi="Times New Roman" w:cs="Times New Roman"/>
+          <w:i w:val="0"/>
+          <w:iCs w:val="0"/>
+          <w:color w:val="000000" w:themeColor="text1"/>
+          <w:sz w:val="24"/>
+          <w:szCs w:val="24"/>
+        </w:rPr>
+        <w:fldChar w:fldCharType="separate"/>
+      </w:r>
+      <w:r>
+        <w:rPr>
+          <w:rFonts w:ascii="Times New Roman" w:hAnsi="Times New Roman" w:cs="Times New Roman"/>
+          <w:i w:val="0"/>
+          <w:iCs w:val="0"/>
+          <w:noProof/>
+          <w:color w:val="000000" w:themeColor="text1"/>
+          <w:sz w:val="24"/>
+          <w:szCs w:val="24"/>
+        </w:rPr>
+        <w:t>9</w:t>
+      </w:r>
+      <w:r>
+        <w:rPr>
+          <w:rFonts w:ascii="Times New Roman" w:hAnsi="Times New Roman" w:cs="Times New Roman"/>
+          <w:i w:val="0"/>
+          <w:iCs w:val="0"/>
+          <w:color w:val="000000" w:themeColor="text1"/>
+          <w:sz w:val="24"/>
+          <w:szCs w:val="24"/>
+        </w:rPr>
+        <w:fldChar w:fldCharType="end"/>
+      </w:r>
+      <w:r>
+        <w:rPr>
+          <w:rFonts w:ascii="Times New Roman" w:hAnsi="Times New Roman" w:cs="Times New Roman"/>
+          <w:i w:val="0"/>
+          <w:iCs w:val="0"/>
+          <w:color w:val="000000" w:themeColor="text1"/>
+          <w:sz w:val="24"/>
+          <w:szCs w:val="24"/>
+        </w:rPr>
+        <w:t>. Настройка IP-адреса на втором ПК.</w:t>
+      </w:r>
+    </w:p>
+    <w:p>
+      <w:pPr>
         <w:pStyle w:val="3"/>
         <w:spacing w:before="240" w:after="120"/>
         <w:rPr>
@@ -1318,7 +2310,14 @@
       </w:r>
     </w:p>
     <w:p>
-      <w:r>
+      <w:pPr>
+        <w:keepNext/>
+        <w:jc w:val="center"/>
+      </w:pPr>
+      <w:r>
+        <w:rPr>
+          <w:noProof/>
+        </w:rPr>
         <w:drawing>
           <wp:inline distT="0" distB="0" distL="0" distR="0" wp14:anchorId="7E18C99E" wp14:editId="17FBA80A">
             <wp:extent cx="4734586" cy="1943371"/>
@@ -1357,6 +2356,98 @@
       </w:r>
     </w:p>
     <w:p>
+      <w:pPr>
+        <w:pStyle w:val="a4"/>
+        <w:jc w:val="center"/>
+        <w:rPr>
+          <w:rFonts w:ascii="Times New Roman" w:hAnsi="Times New Roman" w:cs="Times New Roman"/>
+          <w:i w:val="0"/>
+          <w:iCs w:val="0"/>
+          <w:color w:val="000000" w:themeColor="text1"/>
+          <w:sz w:val="24"/>
+          <w:szCs w:val="24"/>
+        </w:rPr>
+      </w:pPr>
+      <w:r>
+        <w:rPr>
+          <w:rFonts w:ascii="Times New Roman" w:hAnsi="Times New Roman" w:cs="Times New Roman"/>
+          <w:i w:val="0"/>
+          <w:iCs w:val="0"/>
+          <w:color w:val="000000" w:themeColor="text1"/>
+          <w:sz w:val="24"/>
+          <w:szCs w:val="24"/>
+        </w:rPr>
+        <w:t xml:space="preserve">Рисунок </w:t>
+      </w:r>
+      <w:r>
+        <w:rPr>
+          <w:rFonts w:ascii="Times New Roman" w:hAnsi="Times New Roman" w:cs="Times New Roman"/>
+          <w:i w:val="0"/>
+          <w:iCs w:val="0"/>
+          <w:color w:val="000000" w:themeColor="text1"/>
+          <w:sz w:val="24"/>
+          <w:szCs w:val="24"/>
+        </w:rPr>
+        <w:fldChar w:fldCharType="begin"/>
+      </w:r>
+      <w:r>
+        <w:rPr>
+          <w:rFonts w:ascii="Times New Roman" w:hAnsi="Times New Roman" w:cs="Times New Roman"/>
+          <w:i w:val="0"/>
+          <w:iCs w:val="0"/>
+          <w:color w:val="000000" w:themeColor="text1"/>
+          <w:sz w:val="24"/>
+          <w:szCs w:val="24"/>
+        </w:rPr>
+        <w:instrText xml:space="preserve"> SEQ Рисунок \* ARABIC </w:instrText>
+      </w:r>
+      <w:r>
+        <w:rPr>
+          <w:rFonts w:ascii="Times New Roman" w:hAnsi="Times New Roman" w:cs="Times New Roman"/>
+          <w:i w:val="0"/>
+          <w:iCs w:val="0"/>
+          <w:color w:val="000000" w:themeColor="text1"/>
+          <w:sz w:val="24"/>
+          <w:szCs w:val="24"/>
+        </w:rPr>
+        <w:fldChar w:fldCharType="separate"/>
+      </w:r>
+      <w:r>
+        <w:rPr>
+          <w:rFonts w:ascii="Times New Roman" w:hAnsi="Times New Roman" w:cs="Times New Roman"/>
+          <w:i w:val="0"/>
+          <w:iCs w:val="0"/>
+          <w:noProof/>
+          <w:color w:val="000000" w:themeColor="text1"/>
+          <w:sz w:val="24"/>
+          <w:szCs w:val="24"/>
+        </w:rPr>
+        <w:t>10</w:t>
+      </w:r>
+      <w:r>
+        <w:rPr>
+          <w:rFonts w:ascii="Times New Roman" w:hAnsi="Times New Roman" w:cs="Times New Roman"/>
+          <w:i w:val="0"/>
+          <w:iCs w:val="0"/>
+          <w:color w:val="000000" w:themeColor="text1"/>
+          <w:sz w:val="24"/>
+          <w:szCs w:val="24"/>
+        </w:rPr>
+        <w:fldChar w:fldCharType="end"/>
+      </w:r>
+      <w:r>
+        <w:rPr>
+          <w:rFonts w:ascii="Times New Roman" w:hAnsi="Times New Roman" w:cs="Times New Roman"/>
+          <w:i w:val="0"/>
+          <w:iCs w:val="0"/>
+          <w:color w:val="000000" w:themeColor="text1"/>
+          <w:sz w:val="24"/>
+          <w:szCs w:val="24"/>
+        </w:rPr>
+        <w:t>. Проверка подключения к коммутатору.</w:t>
+      </w:r>
+    </w:p>
+    <w:p>
       <w:r>
         <w:br w:type="page"/>
       </w:r>
@@ -1440,20 +2531,18 @@
           <w:sz w:val="28"/>
           <w:szCs w:val="28"/>
         </w:rPr>
-        <w:t>Для чего тогда нужно настраивать IP-адреса? - Чтобы иметь возможность подключения к коммутатору по Telnet или SSH, а также использовать другие протоколы управления на основе IP (например, Simple Network Management Protocol или SNMP) функционировать должным образом, коммутатору требуется IP-адрес, а также настройки других сопутствующих параметров</w:t>
-      </w:r>
-      <w:r>
-        <w:rPr>
-          <w:rFonts w:ascii="Times New Roman" w:hAnsi="Times New Roman" w:cs="Times New Roman"/>
-          <w:color w:val="000000"/>
-          <w:sz w:val="28"/>
-          <w:szCs w:val="28"/>
-        </w:rPr>
-        <w:t>.</w:t>
-      </w:r>
-    </w:p>
-    <w:p>
-      <w:r>
+        <w:t>Для чего тогда нужно настраивать IP-адреса? - Чтобы иметь возможность подключения к коммутатору по Telnet или SSH, а также использовать другие протоколы управления на основе IP (например, Simple Network Management Protocol или SNMP) функционировать должным образом, коммутатору требуется IP-адрес, а также настройки других сопутствующих параметров.</w:t>
+      </w:r>
+    </w:p>
+    <w:p>
+      <w:pPr>
+        <w:keepNext/>
+        <w:jc w:val="center"/>
+      </w:pPr>
+      <w:r>
+        <w:rPr>
+          <w:noProof/>
+        </w:rPr>
         <w:drawing>
           <wp:inline distT="0" distB="0" distL="0" distR="0" wp14:anchorId="75D621B0" wp14:editId="32D742FE">
             <wp:extent cx="4706007" cy="3343742"/>
@@ -1493,6 +2582,98 @@
     </w:p>
     <w:p>
       <w:pPr>
+        <w:pStyle w:val="a4"/>
+        <w:jc w:val="center"/>
+        <w:rPr>
+          <w:rFonts w:ascii="Times New Roman" w:hAnsi="Times New Roman" w:cs="Times New Roman"/>
+          <w:i w:val="0"/>
+          <w:iCs w:val="0"/>
+          <w:color w:val="000000" w:themeColor="text1"/>
+          <w:sz w:val="24"/>
+          <w:szCs w:val="24"/>
+        </w:rPr>
+      </w:pPr>
+      <w:r>
+        <w:rPr>
+          <w:rFonts w:ascii="Times New Roman" w:hAnsi="Times New Roman" w:cs="Times New Roman"/>
+          <w:i w:val="0"/>
+          <w:iCs w:val="0"/>
+          <w:color w:val="000000" w:themeColor="text1"/>
+          <w:sz w:val="24"/>
+          <w:szCs w:val="24"/>
+        </w:rPr>
+        <w:t xml:space="preserve">Рисунок </w:t>
+      </w:r>
+      <w:r>
+        <w:rPr>
+          <w:rFonts w:ascii="Times New Roman" w:hAnsi="Times New Roman" w:cs="Times New Roman"/>
+          <w:i w:val="0"/>
+          <w:iCs w:val="0"/>
+          <w:color w:val="000000" w:themeColor="text1"/>
+          <w:sz w:val="24"/>
+          <w:szCs w:val="24"/>
+        </w:rPr>
+        <w:fldChar w:fldCharType="begin"/>
+      </w:r>
+      <w:r>
+        <w:rPr>
+          <w:rFonts w:ascii="Times New Roman" w:hAnsi="Times New Roman" w:cs="Times New Roman"/>
+          <w:i w:val="0"/>
+          <w:iCs w:val="0"/>
+          <w:color w:val="000000" w:themeColor="text1"/>
+          <w:sz w:val="24"/>
+          <w:szCs w:val="24"/>
+        </w:rPr>
+        <w:instrText xml:space="preserve"> SEQ Рисунок \* ARABIC </w:instrText>
+      </w:r>
+      <w:r>
+        <w:rPr>
+          <w:rFonts w:ascii="Times New Roman" w:hAnsi="Times New Roman" w:cs="Times New Roman"/>
+          <w:i w:val="0"/>
+          <w:iCs w:val="0"/>
+          <w:color w:val="000000" w:themeColor="text1"/>
+          <w:sz w:val="24"/>
+          <w:szCs w:val="24"/>
+        </w:rPr>
+        <w:fldChar w:fldCharType="separate"/>
+      </w:r>
+      <w:r>
+        <w:rPr>
+          <w:rFonts w:ascii="Times New Roman" w:hAnsi="Times New Roman" w:cs="Times New Roman"/>
+          <w:i w:val="0"/>
+          <w:iCs w:val="0"/>
+          <w:noProof/>
+          <w:color w:val="000000" w:themeColor="text1"/>
+          <w:sz w:val="24"/>
+          <w:szCs w:val="24"/>
+        </w:rPr>
+        <w:t>11</w:t>
+      </w:r>
+      <w:r>
+        <w:rPr>
+          <w:rFonts w:ascii="Times New Roman" w:hAnsi="Times New Roman" w:cs="Times New Roman"/>
+          <w:i w:val="0"/>
+          <w:iCs w:val="0"/>
+          <w:color w:val="000000" w:themeColor="text1"/>
+          <w:sz w:val="24"/>
+          <w:szCs w:val="24"/>
+        </w:rPr>
+        <w:fldChar w:fldCharType="end"/>
+      </w:r>
+      <w:r>
+        <w:rPr>
+          <w:rFonts w:ascii="Times New Roman" w:hAnsi="Times New Roman" w:cs="Times New Roman"/>
+          <w:i w:val="0"/>
+          <w:iCs w:val="0"/>
+          <w:color w:val="000000" w:themeColor="text1"/>
+          <w:sz w:val="24"/>
+          <w:szCs w:val="24"/>
+        </w:rPr>
+        <w:t>. Настройка IP-адреса для коммутатора S1.</w:t>
+      </w:r>
+    </w:p>
+    <w:p>
+      <w:pPr>
         <w:rPr>
           <w:rFonts w:ascii="Times New Roman" w:hAnsi="Times New Roman" w:cs="Times New Roman"/>
           <w:color w:val="000000"/>
@@ -1696,7 +2877,14 @@
       </w:r>
     </w:p>
     <w:p>
-      <w:r>
+      <w:pPr>
+        <w:keepNext/>
+        <w:jc w:val="center"/>
+      </w:pPr>
+      <w:r>
+        <w:rPr>
+          <w:noProof/>
+        </w:rPr>
         <w:drawing>
           <wp:inline distT="0" distB="0" distL="0" distR="0" wp14:anchorId="10B62719" wp14:editId="3706A2A7">
             <wp:extent cx="5210902" cy="4763165"/>
@@ -1736,6 +2924,98 @@
     </w:p>
     <w:p>
       <w:pPr>
+        <w:pStyle w:val="a4"/>
+        <w:jc w:val="center"/>
+        <w:rPr>
+          <w:rFonts w:ascii="Times New Roman" w:hAnsi="Times New Roman" w:cs="Times New Roman"/>
+          <w:i w:val="0"/>
+          <w:iCs w:val="0"/>
+          <w:color w:val="000000" w:themeColor="text1"/>
+          <w:sz w:val="24"/>
+          <w:szCs w:val="24"/>
+        </w:rPr>
+      </w:pPr>
+      <w:r>
+        <w:rPr>
+          <w:rFonts w:ascii="Times New Roman" w:hAnsi="Times New Roman" w:cs="Times New Roman"/>
+          <w:i w:val="0"/>
+          <w:iCs w:val="0"/>
+          <w:color w:val="000000" w:themeColor="text1"/>
+          <w:sz w:val="24"/>
+          <w:szCs w:val="24"/>
+        </w:rPr>
+        <w:t xml:space="preserve">Рисунок </w:t>
+      </w:r>
+      <w:r>
+        <w:rPr>
+          <w:rFonts w:ascii="Times New Roman" w:hAnsi="Times New Roman" w:cs="Times New Roman"/>
+          <w:i w:val="0"/>
+          <w:iCs w:val="0"/>
+          <w:color w:val="000000" w:themeColor="text1"/>
+          <w:sz w:val="24"/>
+          <w:szCs w:val="24"/>
+        </w:rPr>
+        <w:fldChar w:fldCharType="begin"/>
+      </w:r>
+      <w:r>
+        <w:rPr>
+          <w:rFonts w:ascii="Times New Roman" w:hAnsi="Times New Roman" w:cs="Times New Roman"/>
+          <w:i w:val="0"/>
+          <w:iCs w:val="0"/>
+          <w:color w:val="000000" w:themeColor="text1"/>
+          <w:sz w:val="24"/>
+          <w:szCs w:val="24"/>
+        </w:rPr>
+        <w:instrText xml:space="preserve"> SEQ Рисунок \* ARABIC </w:instrText>
+      </w:r>
+      <w:r>
+        <w:rPr>
+          <w:rFonts w:ascii="Times New Roman" w:hAnsi="Times New Roman" w:cs="Times New Roman"/>
+          <w:i w:val="0"/>
+          <w:iCs w:val="0"/>
+          <w:color w:val="000000" w:themeColor="text1"/>
+          <w:sz w:val="24"/>
+          <w:szCs w:val="24"/>
+        </w:rPr>
+        <w:fldChar w:fldCharType="separate"/>
+      </w:r>
+      <w:r>
+        <w:rPr>
+          <w:rFonts w:ascii="Times New Roman" w:hAnsi="Times New Roman" w:cs="Times New Roman"/>
+          <w:i w:val="0"/>
+          <w:iCs w:val="0"/>
+          <w:noProof/>
+          <w:color w:val="000000" w:themeColor="text1"/>
+          <w:sz w:val="24"/>
+          <w:szCs w:val="24"/>
+        </w:rPr>
+        <w:t>12</w:t>
+      </w:r>
+      <w:r>
+        <w:rPr>
+          <w:rFonts w:ascii="Times New Roman" w:hAnsi="Times New Roman" w:cs="Times New Roman"/>
+          <w:i w:val="0"/>
+          <w:iCs w:val="0"/>
+          <w:color w:val="000000" w:themeColor="text1"/>
+          <w:sz w:val="24"/>
+          <w:szCs w:val="24"/>
+        </w:rPr>
+        <w:fldChar w:fldCharType="end"/>
+      </w:r>
+      <w:r>
+        <w:rPr>
+          <w:rFonts w:ascii="Times New Roman" w:hAnsi="Times New Roman" w:cs="Times New Roman"/>
+          <w:i w:val="0"/>
+          <w:iCs w:val="0"/>
+          <w:color w:val="000000" w:themeColor="text1"/>
+          <w:sz w:val="24"/>
+          <w:szCs w:val="24"/>
+        </w:rPr>
+        <w:t>. Настройка IP-адреса для коммутатора S2.</w:t>
+      </w:r>
+    </w:p>
+    <w:p>
+      <w:pPr>
         <w:pStyle w:val="3"/>
         <w:spacing w:before="240" w:after="120"/>
         <w:rPr>
@@ -1767,7 +3047,14 @@
       </w:r>
     </w:p>
     <w:p>
-      <w:r>
+      <w:pPr>
+        <w:keepNext/>
+        <w:jc w:val="center"/>
+      </w:pPr>
+      <w:r>
+        <w:rPr>
+          <w:noProof/>
+        </w:rPr>
         <w:drawing>
           <wp:inline distT="0" distB="0" distL="0" distR="0" wp14:anchorId="4F4E862B" wp14:editId="127E0FF1">
             <wp:extent cx="4248743" cy="809738"/>
@@ -1806,7 +3093,131 @@
       </w:r>
     </w:p>
     <w:p>
-      <w:r>
+      <w:pPr>
+        <w:pStyle w:val="a4"/>
+        <w:jc w:val="center"/>
+        <w:rPr>
+          <w:rFonts w:ascii="Times New Roman" w:hAnsi="Times New Roman" w:cs="Times New Roman"/>
+          <w:i w:val="0"/>
+          <w:iCs w:val="0"/>
+          <w:color w:val="000000" w:themeColor="text1"/>
+          <w:sz w:val="24"/>
+          <w:szCs w:val="24"/>
+        </w:rPr>
+      </w:pPr>
+      <w:r>
+        <w:rPr>
+          <w:rFonts w:ascii="Times New Roman" w:hAnsi="Times New Roman" w:cs="Times New Roman"/>
+          <w:i w:val="0"/>
+          <w:iCs w:val="0"/>
+          <w:color w:val="000000" w:themeColor="text1"/>
+          <w:sz w:val="24"/>
+          <w:szCs w:val="24"/>
+        </w:rPr>
+        <w:t xml:space="preserve">Рисунок </w:t>
+      </w:r>
+      <w:r>
+        <w:rPr>
+          <w:rFonts w:ascii="Times New Roman" w:hAnsi="Times New Roman" w:cs="Times New Roman"/>
+          <w:i w:val="0"/>
+          <w:iCs w:val="0"/>
+          <w:color w:val="000000" w:themeColor="text1"/>
+          <w:sz w:val="24"/>
+          <w:szCs w:val="24"/>
+        </w:rPr>
+        <w:fldChar w:fldCharType="begin"/>
+      </w:r>
+      <w:r>
+        <w:rPr>
+          <w:rFonts w:ascii="Times New Roman" w:hAnsi="Times New Roman" w:cs="Times New Roman"/>
+          <w:i w:val="0"/>
+          <w:iCs w:val="0"/>
+          <w:color w:val="000000" w:themeColor="text1"/>
+          <w:sz w:val="24"/>
+          <w:szCs w:val="24"/>
+        </w:rPr>
+        <w:instrText xml:space="preserve"> SEQ Рисунок \* ARABIC </w:instrText>
+      </w:r>
+      <w:r>
+        <w:rPr>
+          <w:rFonts w:ascii="Times New Roman" w:hAnsi="Times New Roman" w:cs="Times New Roman"/>
+          <w:i w:val="0"/>
+          <w:iCs w:val="0"/>
+          <w:color w:val="000000" w:themeColor="text1"/>
+          <w:sz w:val="24"/>
+          <w:szCs w:val="24"/>
+        </w:rPr>
+        <w:fldChar w:fldCharType="separate"/>
+      </w:r>
+      <w:r>
+        <w:rPr>
+          <w:rFonts w:ascii="Times New Roman" w:hAnsi="Times New Roman" w:cs="Times New Roman"/>
+          <w:i w:val="0"/>
+          <w:iCs w:val="0"/>
+          <w:noProof/>
+          <w:color w:val="000000" w:themeColor="text1"/>
+          <w:sz w:val="24"/>
+          <w:szCs w:val="24"/>
+        </w:rPr>
+        <w:t>13</w:t>
+      </w:r>
+      <w:r>
+        <w:rPr>
+          <w:rFonts w:ascii="Times New Roman" w:hAnsi="Times New Roman" w:cs="Times New Roman"/>
+          <w:i w:val="0"/>
+          <w:iCs w:val="0"/>
+          <w:color w:val="000000" w:themeColor="text1"/>
+          <w:sz w:val="24"/>
+          <w:szCs w:val="24"/>
+        </w:rPr>
+        <w:fldChar w:fldCharType="end"/>
+      </w:r>
+      <w:r>
+        <w:rPr>
+          <w:rFonts w:ascii="Times New Roman" w:hAnsi="Times New Roman" w:cs="Times New Roman"/>
+          <w:i w:val="0"/>
+          <w:iCs w:val="0"/>
+          <w:color w:val="000000" w:themeColor="text1"/>
+          <w:sz w:val="24"/>
+          <w:szCs w:val="24"/>
+        </w:rPr>
+        <w:t xml:space="preserve">. Ввод команды: </w:t>
+      </w:r>
+      <w:r>
+        <w:rPr>
+          <w:rFonts w:ascii="Times New Roman" w:hAnsi="Times New Roman" w:cs="Times New Roman"/>
+          <w:i w:val="0"/>
+          <w:iCs w:val="0"/>
+          <w:color w:val="000000" w:themeColor="text1"/>
+          <w:sz w:val="24"/>
+          <w:szCs w:val="24"/>
+          <w:lang w:val="en-US"/>
+        </w:rPr>
+        <w:t>"ip interface brief"</w:t>
+      </w:r>
+      <w:r>
+        <w:rPr>
+          <w:rFonts w:ascii="Times New Roman" w:hAnsi="Times New Roman" w:cs="Times New Roman"/>
+          <w:i w:val="0"/>
+          <w:iCs w:val="0"/>
+          <w:noProof/>
+          <w:color w:val="000000" w:themeColor="text1"/>
+          <w:sz w:val="24"/>
+          <w:szCs w:val="24"/>
+          <w:lang w:val="en-US"/>
+        </w:rPr>
+        <w:t>.</w:t>
+      </w:r>
+    </w:p>
+    <w:p>
+      <w:pPr>
+        <w:keepNext/>
+        <w:jc w:val="center"/>
+      </w:pPr>
+      <w:r>
+        <w:rPr>
+          <w:noProof/>
+        </w:rPr>
         <w:drawing>
           <wp:inline distT="0" distB="0" distL="0" distR="0" wp14:anchorId="1F271FA4" wp14:editId="3AF5887B">
             <wp:extent cx="3810532" cy="152421"/>
@@ -1846,16 +3257,152 @@
     </w:p>
     <w:p>
       <w:pPr>
+        <w:pStyle w:val="a4"/>
+        <w:jc w:val="center"/>
+        <w:rPr>
+          <w:rFonts w:ascii="Times New Roman" w:hAnsi="Times New Roman" w:cs="Times New Roman"/>
+          <w:i w:val="0"/>
+          <w:iCs w:val="0"/>
+          <w:color w:val="000000" w:themeColor="text1"/>
+          <w:sz w:val="24"/>
+          <w:szCs w:val="24"/>
+        </w:rPr>
+      </w:pPr>
+      <w:r>
+        <w:rPr>
+          <w:rFonts w:ascii="Times New Roman" w:hAnsi="Times New Roman" w:cs="Times New Roman"/>
+          <w:i w:val="0"/>
+          <w:iCs w:val="0"/>
+          <w:color w:val="000000" w:themeColor="text1"/>
+          <w:sz w:val="24"/>
+          <w:szCs w:val="24"/>
+        </w:rPr>
+        <w:t xml:space="preserve">Рисунок </w:t>
+      </w:r>
+      <w:r>
+        <w:rPr>
+          <w:rFonts w:ascii="Times New Roman" w:hAnsi="Times New Roman" w:cs="Times New Roman"/>
+          <w:i w:val="0"/>
+          <w:iCs w:val="0"/>
+          <w:color w:val="000000" w:themeColor="text1"/>
+          <w:sz w:val="24"/>
+          <w:szCs w:val="24"/>
+        </w:rPr>
+        <w:fldChar w:fldCharType="begin"/>
+      </w:r>
+      <w:r>
+        <w:rPr>
+          <w:rFonts w:ascii="Times New Roman" w:hAnsi="Times New Roman" w:cs="Times New Roman"/>
+          <w:i w:val="0"/>
+          <w:iCs w:val="0"/>
+          <w:color w:val="000000" w:themeColor="text1"/>
+          <w:sz w:val="24"/>
+          <w:szCs w:val="24"/>
+        </w:rPr>
+        <w:instrText xml:space="preserve"> SEQ Рисунок \* ARABIC </w:instrText>
+      </w:r>
+      <w:r>
+        <w:rPr>
+          <w:rFonts w:ascii="Times New Roman" w:hAnsi="Times New Roman" w:cs="Times New Roman"/>
+          <w:i w:val="0"/>
+          <w:iCs w:val="0"/>
+          <w:color w:val="000000" w:themeColor="text1"/>
+          <w:sz w:val="24"/>
+          <w:szCs w:val="24"/>
+        </w:rPr>
+        <w:fldChar w:fldCharType="separate"/>
+      </w:r>
+      <w:r>
+        <w:rPr>
+          <w:rFonts w:ascii="Times New Roman" w:hAnsi="Times New Roman" w:cs="Times New Roman"/>
+          <w:i w:val="0"/>
+          <w:iCs w:val="0"/>
+          <w:noProof/>
+          <w:color w:val="000000" w:themeColor="text1"/>
+          <w:sz w:val="24"/>
+          <w:szCs w:val="24"/>
+        </w:rPr>
+        <w:t>14</w:t>
+      </w:r>
+      <w:r>
+        <w:rPr>
+          <w:rFonts w:ascii="Times New Roman" w:hAnsi="Times New Roman" w:cs="Times New Roman"/>
+          <w:i w:val="0"/>
+          <w:iCs w:val="0"/>
+          <w:color w:val="000000" w:themeColor="text1"/>
+          <w:sz w:val="24"/>
+          <w:szCs w:val="24"/>
+        </w:rPr>
+        <w:fldChar w:fldCharType="end"/>
+      </w:r>
+      <w:r>
+        <w:rPr>
+          <w:rFonts w:ascii="Times New Roman" w:hAnsi="Times New Roman" w:cs="Times New Roman"/>
+          <w:i w:val="0"/>
+          <w:iCs w:val="0"/>
+          <w:color w:val="000000" w:themeColor="text1"/>
+          <w:sz w:val="24"/>
+          <w:szCs w:val="24"/>
+        </w:rPr>
+        <w:t xml:space="preserve">. Проверка </w:t>
+      </w:r>
+      <w:r>
+        <w:rPr>
+          <w:rFonts w:ascii="Times New Roman" w:hAnsi="Times New Roman" w:cs="Times New Roman"/>
+          <w:i w:val="0"/>
+          <w:iCs w:val="0"/>
+          <w:color w:val="000000" w:themeColor="text1"/>
+          <w:sz w:val="24"/>
+          <w:szCs w:val="24"/>
+          <w:lang w:val="en-US"/>
+        </w:rPr>
+        <w:t>IP</w:t>
+      </w:r>
+      <w:r>
+        <w:rPr>
+          <w:rFonts w:ascii="Times New Roman" w:hAnsi="Times New Roman" w:cs="Times New Roman"/>
+          <w:i w:val="0"/>
+          <w:iCs w:val="0"/>
+          <w:color w:val="000000" w:themeColor="text1"/>
+          <w:sz w:val="24"/>
+          <w:szCs w:val="24"/>
+        </w:rPr>
+        <w:t xml:space="preserve">-адреса на коммутаторе </w:t>
+      </w:r>
+      <w:r>
+        <w:rPr>
+          <w:rFonts w:ascii="Times New Roman" w:hAnsi="Times New Roman" w:cs="Times New Roman"/>
+          <w:i w:val="0"/>
+          <w:iCs w:val="0"/>
+          <w:color w:val="000000" w:themeColor="text1"/>
+          <w:sz w:val="24"/>
+          <w:szCs w:val="24"/>
+          <w:lang w:val="en-US"/>
+        </w:rPr>
+        <w:t>S</w:t>
+      </w:r>
+      <w:r>
+        <w:rPr>
+          <w:rFonts w:ascii="Times New Roman" w:hAnsi="Times New Roman" w:cs="Times New Roman"/>
+          <w:i w:val="0"/>
+          <w:iCs w:val="0"/>
+          <w:color w:val="000000" w:themeColor="text1"/>
+          <w:sz w:val="24"/>
+          <w:szCs w:val="24"/>
+        </w:rPr>
+        <w:t>1.</w:t>
+      </w:r>
+    </w:p>
+    <w:p>
+      <w:pPr>
         <w:pStyle w:val="3"/>
         <w:spacing w:before="240" w:after="120"/>
-        <w:rPr>
-          <w:rFonts w:ascii="Arial" w:hAnsi="Arial" w:cs="Arial"/>
-          <w:color w:val="000000"/>
-          <w:sz w:val="22"/>
-          <w:szCs w:val="22"/>
-        </w:rPr>
-      </w:pPr>
-      <w:r>
+        <w:jc w:val="center"/>
+      </w:pPr>
+      <w:r>
+        <w:rPr>
+          <w:noProof/>
+        </w:rPr>
         <w:drawing>
           <wp:inline distT="0" distB="0" distL="0" distR="0" wp14:anchorId="68585C20" wp14:editId="20D32685">
             <wp:extent cx="4801270" cy="428685"/>
@@ -1892,10 +3439,149 @@
           </wp:inline>
         </w:drawing>
       </w:r>
-      <w:r>
-        <w:br/>
-      </w:r>
-      <w:r>
+    </w:p>
+    <w:p>
+      <w:pPr>
+        <w:pStyle w:val="a4"/>
+        <w:jc w:val="center"/>
+        <w:rPr>
+          <w:rFonts w:ascii="Times New Roman" w:hAnsi="Times New Roman" w:cs="Times New Roman"/>
+          <w:i w:val="0"/>
+          <w:iCs w:val="0"/>
+          <w:color w:val="000000" w:themeColor="text1"/>
+          <w:sz w:val="24"/>
+          <w:szCs w:val="24"/>
+        </w:rPr>
+      </w:pPr>
+      <w:r>
+        <w:rPr>
+          <w:rFonts w:ascii="Times New Roman" w:hAnsi="Times New Roman" w:cs="Times New Roman"/>
+          <w:i w:val="0"/>
+          <w:iCs w:val="0"/>
+          <w:color w:val="000000" w:themeColor="text1"/>
+          <w:sz w:val="24"/>
+          <w:szCs w:val="24"/>
+        </w:rPr>
+        <w:t xml:space="preserve">Рисунок </w:t>
+      </w:r>
+      <w:r>
+        <w:rPr>
+          <w:rFonts w:ascii="Times New Roman" w:hAnsi="Times New Roman" w:cs="Times New Roman"/>
+          <w:i w:val="0"/>
+          <w:iCs w:val="0"/>
+          <w:color w:val="000000" w:themeColor="text1"/>
+          <w:sz w:val="24"/>
+          <w:szCs w:val="24"/>
+        </w:rPr>
+        <w:fldChar w:fldCharType="begin"/>
+      </w:r>
+      <w:r>
+        <w:rPr>
+          <w:rFonts w:ascii="Times New Roman" w:hAnsi="Times New Roman" w:cs="Times New Roman"/>
+          <w:i w:val="0"/>
+          <w:iCs w:val="0"/>
+          <w:color w:val="000000" w:themeColor="text1"/>
+          <w:sz w:val="24"/>
+          <w:szCs w:val="24"/>
+        </w:rPr>
+        <w:instrText xml:space="preserve"> SEQ Рисунок \* ARABIC </w:instrText>
+      </w:r>
+      <w:r>
+        <w:rPr>
+          <w:rFonts w:ascii="Times New Roman" w:hAnsi="Times New Roman" w:cs="Times New Roman"/>
+          <w:i w:val="0"/>
+          <w:iCs w:val="0"/>
+          <w:color w:val="000000" w:themeColor="text1"/>
+          <w:sz w:val="24"/>
+          <w:szCs w:val="24"/>
+        </w:rPr>
+        <w:fldChar w:fldCharType="separate"/>
+      </w:r>
+      <w:r>
+        <w:rPr>
+          <w:rFonts w:ascii="Times New Roman" w:hAnsi="Times New Roman" w:cs="Times New Roman"/>
+          <w:i w:val="0"/>
+          <w:iCs w:val="0"/>
+          <w:noProof/>
+          <w:color w:val="000000" w:themeColor="text1"/>
+          <w:sz w:val="24"/>
+          <w:szCs w:val="24"/>
+        </w:rPr>
+        <w:t>15</w:t>
+      </w:r>
+      <w:r>
+        <w:rPr>
+          <w:rFonts w:ascii="Times New Roman" w:hAnsi="Times New Roman" w:cs="Times New Roman"/>
+          <w:i w:val="0"/>
+          <w:iCs w:val="0"/>
+          <w:color w:val="000000" w:themeColor="text1"/>
+          <w:sz w:val="24"/>
+          <w:szCs w:val="24"/>
+        </w:rPr>
+        <w:fldChar w:fldCharType="end"/>
+      </w:r>
+      <w:r>
+        <w:rPr>
+          <w:rFonts w:ascii="Times New Roman" w:hAnsi="Times New Roman" w:cs="Times New Roman"/>
+          <w:i w:val="0"/>
+          <w:iCs w:val="0"/>
+          <w:color w:val="000000" w:themeColor="text1"/>
+          <w:sz w:val="24"/>
+          <w:szCs w:val="24"/>
+        </w:rPr>
+        <w:t xml:space="preserve">. Проверка </w:t>
+      </w:r>
+      <w:r>
+        <w:rPr>
+          <w:rFonts w:ascii="Times New Roman" w:hAnsi="Times New Roman" w:cs="Times New Roman"/>
+          <w:i w:val="0"/>
+          <w:iCs w:val="0"/>
+          <w:color w:val="000000" w:themeColor="text1"/>
+          <w:sz w:val="24"/>
+          <w:szCs w:val="24"/>
+          <w:lang w:val="en-US"/>
+        </w:rPr>
+        <w:t>IP</w:t>
+      </w:r>
+      <w:r>
+        <w:rPr>
+          <w:rFonts w:ascii="Times New Roman" w:hAnsi="Times New Roman" w:cs="Times New Roman"/>
+          <w:i w:val="0"/>
+          <w:iCs w:val="0"/>
+          <w:color w:val="000000" w:themeColor="text1"/>
+          <w:sz w:val="24"/>
+          <w:szCs w:val="24"/>
+        </w:rPr>
+        <w:t xml:space="preserve">-адреса на коммутаторе </w:t>
+      </w:r>
+      <w:r>
+        <w:rPr>
+          <w:rFonts w:ascii="Times New Roman" w:hAnsi="Times New Roman" w:cs="Times New Roman"/>
+          <w:i w:val="0"/>
+          <w:iCs w:val="0"/>
+          <w:color w:val="000000" w:themeColor="text1"/>
+          <w:sz w:val="24"/>
+          <w:szCs w:val="24"/>
+          <w:lang w:val="en-US"/>
+        </w:rPr>
+        <w:t>S</w:t>
+      </w:r>
+      <w:r>
+        <w:rPr>
+          <w:rFonts w:ascii="Times New Roman" w:hAnsi="Times New Roman" w:cs="Times New Roman"/>
+          <w:i w:val="0"/>
+          <w:iCs w:val="0"/>
+          <w:color w:val="000000" w:themeColor="text1"/>
+          <w:sz w:val="24"/>
+          <w:szCs w:val="24"/>
+        </w:rPr>
+        <w:t>2.</w:t>
+      </w:r>
+    </w:p>
+    <w:p>
+      <w:pPr>
+        <w:pStyle w:val="3"/>
+        <w:spacing w:before="240" w:after="120"/>
         <w:rPr>
           <w:rFonts w:ascii="Times New Roman" w:hAnsi="Times New Roman" w:cs="Times New Roman"/>
           <w:b/>
@@ -1904,6 +3590,55 @@
           <w:sz w:val="28"/>
           <w:szCs w:val="28"/>
         </w:rPr>
+      </w:pPr>
+      <w:r>
+        <w:br/>
+      </w:r>
+    </w:p>
+    <w:p>
+      <w:pPr>
+        <w:rPr>
+          <w:rFonts w:ascii="Times New Roman" w:eastAsiaTheme="majorEastAsia" w:hAnsi="Times New Roman" w:cs="Times New Roman"/>
+          <w:b/>
+          <w:bCs/>
+          <w:color w:val="000000"/>
+          <w:sz w:val="28"/>
+          <w:szCs w:val="28"/>
+        </w:rPr>
+      </w:pPr>
+      <w:r>
+        <w:rPr>
+          <w:rFonts w:ascii="Times New Roman" w:hAnsi="Times New Roman" w:cs="Times New Roman"/>
+          <w:b/>
+          <w:bCs/>
+          <w:color w:val="000000"/>
+          <w:sz w:val="28"/>
+          <w:szCs w:val="28"/>
+        </w:rPr>
+        <w:br w:type="page"/>
+      </w:r>
+    </w:p>
+    <w:p>
+      <w:pPr>
+        <w:pStyle w:val="3"/>
+        <w:spacing w:before="240" w:after="120"/>
+        <w:rPr>
+          <w:rFonts w:ascii="Arial" w:hAnsi="Arial" w:cs="Arial"/>
+          <w:color w:val="000000"/>
+          <w:sz w:val="22"/>
+          <w:szCs w:val="22"/>
+        </w:rPr>
+      </w:pPr>
+      <w:r>
+        <w:rPr>
+          <w:rFonts w:ascii="Times New Roman" w:hAnsi="Times New Roman" w:cs="Times New Roman"/>
+          <w:b/>
+          <w:bCs/>
+          <w:color w:val="000000"/>
+          <w:sz w:val="28"/>
+          <w:szCs w:val="28"/>
+        </w:rPr>
+        <w:lastRenderedPageBreak/>
         <w:t>Шаг 4.</w:t>
       </w:r>
       <w:r>
@@ -1917,7 +3652,14 @@
       </w:r>
     </w:p>
     <w:p>
-      <w:r>
+      <w:pPr>
+        <w:keepNext/>
+        <w:jc w:val="center"/>
+      </w:pPr>
+      <w:r>
+        <w:rPr>
+          <w:noProof/>
+        </w:rPr>
         <w:drawing>
           <wp:inline distT="0" distB="0" distL="0" distR="0" wp14:anchorId="1C29F477" wp14:editId="109441B0">
             <wp:extent cx="3505689" cy="657317"/>
@@ -1956,7 +3698,175 @@
       </w:r>
     </w:p>
     <w:p>
-      <w:r>
+      <w:pPr>
+        <w:pStyle w:val="a4"/>
+        <w:jc w:val="center"/>
+        <w:rPr>
+          <w:rFonts w:ascii="Times New Roman" w:hAnsi="Times New Roman" w:cs="Times New Roman"/>
+          <w:i w:val="0"/>
+          <w:iCs w:val="0"/>
+          <w:color w:val="000000" w:themeColor="text1"/>
+          <w:sz w:val="24"/>
+          <w:szCs w:val="24"/>
+        </w:rPr>
+      </w:pPr>
+      <w:r>
+        <w:rPr>
+          <w:rFonts w:ascii="Times New Roman" w:hAnsi="Times New Roman" w:cs="Times New Roman"/>
+          <w:i w:val="0"/>
+          <w:iCs w:val="0"/>
+          <w:color w:val="000000" w:themeColor="text1"/>
+          <w:sz w:val="24"/>
+          <w:szCs w:val="24"/>
+        </w:rPr>
+        <w:t xml:space="preserve">Рисунок </w:t>
+      </w:r>
+      <w:r>
+        <w:rPr>
+          <w:rFonts w:ascii="Times New Roman" w:hAnsi="Times New Roman" w:cs="Times New Roman"/>
+          <w:i w:val="0"/>
+          <w:iCs w:val="0"/>
+          <w:color w:val="000000" w:themeColor="text1"/>
+          <w:sz w:val="24"/>
+          <w:szCs w:val="24"/>
+        </w:rPr>
+        <w:fldChar w:fldCharType="begin"/>
+      </w:r>
+      <w:r>
+        <w:rPr>
+          <w:rFonts w:ascii="Times New Roman" w:hAnsi="Times New Roman" w:cs="Times New Roman"/>
+          <w:i w:val="0"/>
+          <w:iCs w:val="0"/>
+          <w:color w:val="000000" w:themeColor="text1"/>
+          <w:sz w:val="24"/>
+          <w:szCs w:val="24"/>
+        </w:rPr>
+        <w:instrText xml:space="preserve"> SEQ Рисунок \* ARABIC </w:instrText>
+      </w:r>
+      <w:r>
+        <w:rPr>
+          <w:rFonts w:ascii="Times New Roman" w:hAnsi="Times New Roman" w:cs="Times New Roman"/>
+          <w:i w:val="0"/>
+          <w:iCs w:val="0"/>
+          <w:color w:val="000000" w:themeColor="text1"/>
+          <w:sz w:val="24"/>
+          <w:szCs w:val="24"/>
+        </w:rPr>
+        <w:fldChar w:fldCharType="separate"/>
+      </w:r>
+      <w:r>
+        <w:rPr>
+          <w:rFonts w:ascii="Times New Roman" w:hAnsi="Times New Roman" w:cs="Times New Roman"/>
+          <w:i w:val="0"/>
+          <w:iCs w:val="0"/>
+          <w:noProof/>
+          <w:color w:val="000000" w:themeColor="text1"/>
+          <w:sz w:val="24"/>
+          <w:szCs w:val="24"/>
+        </w:rPr>
+        <w:t>16</w:t>
+      </w:r>
+      <w:r>
+        <w:rPr>
+          <w:rFonts w:ascii="Times New Roman" w:hAnsi="Times New Roman" w:cs="Times New Roman"/>
+          <w:i w:val="0"/>
+          <w:iCs w:val="0"/>
+          <w:color w:val="000000" w:themeColor="text1"/>
+          <w:sz w:val="24"/>
+          <w:szCs w:val="24"/>
+        </w:rPr>
+        <w:fldChar w:fldCharType="end"/>
+      </w:r>
+      <w:r>
+        <w:rPr>
+          <w:rFonts w:ascii="Times New Roman" w:hAnsi="Times New Roman" w:cs="Times New Roman"/>
+          <w:i w:val="0"/>
+          <w:iCs w:val="0"/>
+          <w:color w:val="000000" w:themeColor="text1"/>
+          <w:sz w:val="24"/>
+          <w:szCs w:val="24"/>
+        </w:rPr>
+        <w:t>. Сохранение конфигураци</w:t>
+      </w:r>
+      <w:r>
+        <w:rPr>
+          <w:rFonts w:ascii="Times New Roman" w:hAnsi="Times New Roman" w:cs="Times New Roman"/>
+          <w:i w:val="0"/>
+          <w:iCs w:val="0"/>
+          <w:color w:val="000000" w:themeColor="text1"/>
+          <w:sz w:val="24"/>
+          <w:szCs w:val="24"/>
+        </w:rPr>
+        <w:t>и</w:t>
+      </w:r>
+      <w:r>
+        <w:rPr>
+          <w:rFonts w:ascii="Times New Roman" w:hAnsi="Times New Roman" w:cs="Times New Roman"/>
+          <w:i w:val="0"/>
+          <w:iCs w:val="0"/>
+          <w:color w:val="000000" w:themeColor="text1"/>
+          <w:sz w:val="24"/>
+          <w:szCs w:val="24"/>
+        </w:rPr>
+        <w:t xml:space="preserve"> для </w:t>
+      </w:r>
+      <w:r>
+        <w:rPr>
+          <w:rFonts w:ascii="Times New Roman" w:hAnsi="Times New Roman" w:cs="Times New Roman"/>
+          <w:i w:val="0"/>
+          <w:iCs w:val="0"/>
+          <w:color w:val="000000" w:themeColor="text1"/>
+          <w:sz w:val="24"/>
+          <w:szCs w:val="24"/>
+          <w:lang w:val="en-US"/>
+        </w:rPr>
+        <w:t>S</w:t>
+      </w:r>
+      <w:r>
+        <w:rPr>
+          <w:rFonts w:ascii="Times New Roman" w:hAnsi="Times New Roman" w:cs="Times New Roman"/>
+          <w:i w:val="0"/>
+          <w:iCs w:val="0"/>
+          <w:color w:val="000000" w:themeColor="text1"/>
+          <w:sz w:val="24"/>
+          <w:szCs w:val="24"/>
+        </w:rPr>
+        <w:t xml:space="preserve">1 в </w:t>
+      </w:r>
+      <w:r>
+        <w:rPr>
+          <w:rFonts w:ascii="Times New Roman" w:hAnsi="Times New Roman" w:cs="Times New Roman"/>
+          <w:i w:val="0"/>
+          <w:iCs w:val="0"/>
+          <w:color w:val="000000" w:themeColor="text1"/>
+          <w:sz w:val="24"/>
+          <w:szCs w:val="24"/>
+          <w:lang w:val="en-US"/>
+        </w:rPr>
+        <w:t>NVRAM</w:t>
+      </w:r>
+      <w:r>
+        <w:rPr>
+          <w:rFonts w:ascii="Times New Roman" w:hAnsi="Times New Roman" w:cs="Times New Roman"/>
+          <w:i w:val="0"/>
+          <w:iCs w:val="0"/>
+          <w:noProof/>
+          <w:color w:val="000000" w:themeColor="text1"/>
+          <w:sz w:val="24"/>
+          <w:szCs w:val="24"/>
+        </w:rPr>
+        <w:t>.</w:t>
+      </w:r>
+    </w:p>
+    <w:p>
+      <w:pPr>
+        <w:keepNext/>
+        <w:jc w:val="center"/>
+      </w:pPr>
+      <w:r>
+        <w:rPr>
+          <w:noProof/>
+        </w:rPr>
         <w:drawing>
           <wp:inline distT="0" distB="0" distL="0" distR="0" wp14:anchorId="329843F1" wp14:editId="16734BB2">
             <wp:extent cx="3286584" cy="733527"/>
@@ -1995,6 +3905,110 @@
       </w:r>
     </w:p>
     <w:p>
+      <w:pPr>
+        <w:pStyle w:val="a4"/>
+        <w:jc w:val="center"/>
+        <w:rPr>
+          <w:rFonts w:ascii="Times New Roman" w:hAnsi="Times New Roman" w:cs="Times New Roman"/>
+          <w:i w:val="0"/>
+          <w:iCs w:val="0"/>
+          <w:color w:val="000000" w:themeColor="text1"/>
+          <w:sz w:val="24"/>
+          <w:szCs w:val="24"/>
+        </w:rPr>
+      </w:pPr>
+      <w:r>
+        <w:rPr>
+          <w:rFonts w:ascii="Times New Roman" w:hAnsi="Times New Roman" w:cs="Times New Roman"/>
+          <w:i w:val="0"/>
+          <w:iCs w:val="0"/>
+          <w:color w:val="000000" w:themeColor="text1"/>
+          <w:sz w:val="24"/>
+          <w:szCs w:val="24"/>
+        </w:rPr>
+        <w:t xml:space="preserve">Рисунок </w:t>
+      </w:r>
+      <w:r>
+        <w:rPr>
+          <w:rFonts w:ascii="Times New Roman" w:hAnsi="Times New Roman" w:cs="Times New Roman"/>
+          <w:i w:val="0"/>
+          <w:iCs w:val="0"/>
+          <w:color w:val="000000" w:themeColor="text1"/>
+          <w:sz w:val="24"/>
+          <w:szCs w:val="24"/>
+        </w:rPr>
+        <w:fldChar w:fldCharType="begin"/>
+      </w:r>
+      <w:r>
+        <w:rPr>
+          <w:rFonts w:ascii="Times New Roman" w:hAnsi="Times New Roman" w:cs="Times New Roman"/>
+          <w:i w:val="0"/>
+          <w:iCs w:val="0"/>
+          <w:color w:val="000000" w:themeColor="text1"/>
+          <w:sz w:val="24"/>
+          <w:szCs w:val="24"/>
+        </w:rPr>
+        <w:instrText xml:space="preserve"> SEQ Рисунок \* ARABIC </w:instrText>
+      </w:r>
+      <w:r>
+        <w:rPr>
+          <w:rFonts w:ascii="Times New Roman" w:hAnsi="Times New Roman" w:cs="Times New Roman"/>
+          <w:i w:val="0"/>
+          <w:iCs w:val="0"/>
+          <w:color w:val="000000" w:themeColor="text1"/>
+          <w:sz w:val="24"/>
+          <w:szCs w:val="24"/>
+        </w:rPr>
+        <w:fldChar w:fldCharType="separate"/>
+      </w:r>
+      <w:r>
+        <w:rPr>
+          <w:rFonts w:ascii="Times New Roman" w:hAnsi="Times New Roman" w:cs="Times New Roman"/>
+          <w:i w:val="0"/>
+          <w:iCs w:val="0"/>
+          <w:noProof/>
+          <w:color w:val="000000" w:themeColor="text1"/>
+          <w:sz w:val="24"/>
+          <w:szCs w:val="24"/>
+        </w:rPr>
+        <w:t>17</w:t>
+      </w:r>
+      <w:r>
+        <w:rPr>
+          <w:rFonts w:ascii="Times New Roman" w:hAnsi="Times New Roman" w:cs="Times New Roman"/>
+          <w:i w:val="0"/>
+          <w:iCs w:val="0"/>
+          <w:color w:val="000000" w:themeColor="text1"/>
+          <w:sz w:val="24"/>
+          <w:szCs w:val="24"/>
+        </w:rPr>
+        <w:fldChar w:fldCharType="end"/>
+      </w:r>
+      <w:r>
+        <w:rPr>
+          <w:rFonts w:ascii="Times New Roman" w:hAnsi="Times New Roman" w:cs="Times New Roman"/>
+          <w:i w:val="0"/>
+          <w:iCs w:val="0"/>
+          <w:color w:val="000000" w:themeColor="text1"/>
+          <w:sz w:val="24"/>
+          <w:szCs w:val="24"/>
+        </w:rPr>
+        <w:t>. Сохранение конфигурации для S2 в NVRAM</w:t>
+      </w:r>
+      <w:r>
+        <w:rPr>
+          <w:rFonts w:ascii="Times New Roman" w:hAnsi="Times New Roman" w:cs="Times New Roman"/>
+          <w:i w:val="0"/>
+          <w:iCs w:val="0"/>
+          <w:noProof/>
+          <w:color w:val="000000" w:themeColor="text1"/>
+          <w:sz w:val="24"/>
+          <w:szCs w:val="24"/>
+        </w:rPr>
+        <w:t>.</w:t>
+      </w:r>
+    </w:p>
+    <w:p>
       <w:r>
         <w:br w:type="page"/>
       </w:r>
@@ -2033,7 +4047,14 @@
       </w:r>
     </w:p>
     <w:p>
-      <w:r>
+      <w:pPr>
+        <w:keepNext/>
+        <w:jc w:val="center"/>
+      </w:pPr>
+      <w:r>
+        <w:rPr>
+          <w:noProof/>
+        </w:rPr>
         <w:drawing>
           <wp:inline distT="0" distB="0" distL="0" distR="0" wp14:anchorId="3E7F8785" wp14:editId="3D7EE0B8">
             <wp:extent cx="4182059" cy="5792008"/>
@@ -2072,43 +4093,101 @@
       </w:r>
     </w:p>
     <w:p>
-      <w:r>
-        <w:drawing>
-          <wp:inline distT="0" distB="0" distL="0" distR="0" wp14:anchorId="44D2AC2F" wp14:editId="6124736B">
-            <wp:extent cx="4220164" cy="2057687"/>
-            <wp:effectExtent l="0" t="0" r="9525" b="0"/>
-            <wp:docPr id="38" name="Рисунок 38"/>
-            <wp:cNvGraphicFramePr>
-              <a:graphicFrameLocks xmlns:a="http://schemas.openxmlformats.org/drawingml/2006/main" noChangeAspect="1"/>
-            </wp:cNvGraphicFramePr>
-            <a:graphic xmlns:a="http://schemas.openxmlformats.org/drawingml/2006/main">
-              <a:graphicData uri="http://schemas.openxmlformats.org/drawingml/2006/picture">
-                <pic:pic xmlns:pic="http://schemas.openxmlformats.org/drawingml/2006/picture">
-                  <pic:nvPicPr>
-                    <pic:cNvPr id="1" name=""/>
-                    <pic:cNvPicPr/>
-                  </pic:nvPicPr>
-                  <pic:blipFill>
-                    <a:blip r:embed="rId22"/>
-                    <a:stretch>
-                      <a:fillRect/>
-                    </a:stretch>
-                  </pic:blipFill>
-                  <pic:spPr>
-                    <a:xfrm>
-                      <a:off x="0" y="0"/>
-                      <a:ext cx="4220164" cy="2057687"/>
-                    </a:xfrm>
-                    <a:prstGeom prst="rect">
-                      <a:avLst/>
-                    </a:prstGeom>
-                  </pic:spPr>
-                </pic:pic>
-              </a:graphicData>
-            </a:graphic>
-          </wp:inline>
-        </w:drawing>
-      </w:r>
+      <w:pPr>
+        <w:pStyle w:val="a4"/>
+        <w:jc w:val="center"/>
+        <w:rPr>
+          <w:rFonts w:ascii="Times New Roman" w:hAnsi="Times New Roman" w:cs="Times New Roman"/>
+          <w:i w:val="0"/>
+          <w:iCs w:val="0"/>
+          <w:color w:val="000000" w:themeColor="text1"/>
+          <w:sz w:val="24"/>
+          <w:szCs w:val="24"/>
+        </w:rPr>
+      </w:pPr>
+      <w:r>
+        <w:rPr>
+          <w:rFonts w:ascii="Times New Roman" w:hAnsi="Times New Roman" w:cs="Times New Roman"/>
+          <w:i w:val="0"/>
+          <w:iCs w:val="0"/>
+          <w:color w:val="000000" w:themeColor="text1"/>
+          <w:sz w:val="24"/>
+          <w:szCs w:val="24"/>
+        </w:rPr>
+        <w:t xml:space="preserve">Рисунок </w:t>
+      </w:r>
+      <w:r>
+        <w:rPr>
+          <w:rFonts w:ascii="Times New Roman" w:hAnsi="Times New Roman" w:cs="Times New Roman"/>
+          <w:i w:val="0"/>
+          <w:iCs w:val="0"/>
+          <w:color w:val="000000" w:themeColor="text1"/>
+          <w:sz w:val="24"/>
+          <w:szCs w:val="24"/>
+        </w:rPr>
+        <w:fldChar w:fldCharType="begin"/>
+      </w:r>
+      <w:r>
+        <w:rPr>
+          <w:rFonts w:ascii="Times New Roman" w:hAnsi="Times New Roman" w:cs="Times New Roman"/>
+          <w:i w:val="0"/>
+          <w:iCs w:val="0"/>
+          <w:color w:val="000000" w:themeColor="text1"/>
+          <w:sz w:val="24"/>
+          <w:szCs w:val="24"/>
+        </w:rPr>
+        <w:instrText xml:space="preserve"> SEQ Рисунок \* ARABIC </w:instrText>
+      </w:r>
+      <w:r>
+        <w:rPr>
+          <w:rFonts w:ascii="Times New Roman" w:hAnsi="Times New Roman" w:cs="Times New Roman"/>
+          <w:i w:val="0"/>
+          <w:iCs w:val="0"/>
+          <w:color w:val="000000" w:themeColor="text1"/>
+          <w:sz w:val="24"/>
+          <w:szCs w:val="24"/>
+        </w:rPr>
+        <w:fldChar w:fldCharType="separate"/>
+      </w:r>
+      <w:r>
+        <w:rPr>
+          <w:rFonts w:ascii="Times New Roman" w:hAnsi="Times New Roman" w:cs="Times New Roman"/>
+          <w:i w:val="0"/>
+          <w:iCs w:val="0"/>
+          <w:noProof/>
+          <w:color w:val="000000" w:themeColor="text1"/>
+          <w:sz w:val="24"/>
+          <w:szCs w:val="24"/>
+        </w:rPr>
+        <w:t>18</w:t>
+      </w:r>
+      <w:r>
+        <w:rPr>
+          <w:rFonts w:ascii="Times New Roman" w:hAnsi="Times New Roman" w:cs="Times New Roman"/>
+          <w:i w:val="0"/>
+          <w:iCs w:val="0"/>
+          <w:color w:val="000000" w:themeColor="text1"/>
+          <w:sz w:val="24"/>
+          <w:szCs w:val="24"/>
+        </w:rPr>
+        <w:fldChar w:fldCharType="end"/>
+      </w:r>
+      <w:r>
+        <w:rPr>
+          <w:rFonts w:ascii="Times New Roman" w:hAnsi="Times New Roman" w:cs="Times New Roman"/>
+          <w:i w:val="0"/>
+          <w:iCs w:val="0"/>
+          <w:color w:val="000000" w:themeColor="text1"/>
+          <w:sz w:val="24"/>
+          <w:szCs w:val="24"/>
+        </w:rPr>
+        <w:t>. Проверьте подключение к сети.</w:t>
+      </w:r>
+    </w:p>
+    <w:p>
+      <w:pPr>
+        <w:jc w:val="center"/>
+      </w:pPr>
     </w:p>
     <w:sectPr>
       <w:pgSz w:w="11906" w:h="16838"/>
@@ -2735,6 +4814,25 @@
       <w:iCs/>
     </w:rPr>
   </w:style>
+  <w:style w:type="paragraph" w:styleId="a4">
+    <w:name w:val="caption"/>
+    <w:basedOn w:val="a"/>
+    <w:next w:val="a"/>
+    <w:uiPriority w:val="35"/>
+    <w:unhideWhenUsed/>
+    <w:qFormat/>
+    <w:rsid w:val="00DD3F8E"/>
+    <w:pPr>
+      <w:spacing w:after="200" w:line="240" w:lineRule="auto"/>
+    </w:pPr>
+    <w:rPr>
+      <w:i/>
+      <w:iCs/>
+      <w:color w:val="44546A" w:themeColor="text2"/>
+      <w:sz w:val="18"/>
+      <w:szCs w:val="18"/>
+    </w:rPr>
+  </w:style>
 </w:styles>
 </file>
 

--- a/БКС/Отчеты/БКС практика3.docx
+++ b/БКС/Отчеты/БКС практика3.docx
@@ -661,7 +661,25 @@
           <w:sz w:val="28"/>
           <w:szCs w:val="28"/>
         </w:rPr>
-        <w:t xml:space="preserve"> Задайте коммутатору S1 имя хоста.</w:t>
+        <w:t xml:space="preserve"> </w:t>
+      </w:r>
+      <w:r>
+        <w:rPr>
+          <w:rFonts w:ascii="Times New Roman" w:hAnsi="Times New Roman" w:cs="Times New Roman"/>
+          <w:color w:val="000000"/>
+          <w:sz w:val="28"/>
+          <w:szCs w:val="28"/>
+        </w:rPr>
+        <w:t>Назначение</w:t>
+      </w:r>
+      <w:r>
+        <w:rPr>
+          <w:rFonts w:ascii="Times New Roman" w:hAnsi="Times New Roman" w:cs="Times New Roman"/>
+          <w:color w:val="000000"/>
+          <w:sz w:val="28"/>
+          <w:szCs w:val="28"/>
+        </w:rPr>
+        <w:t xml:space="preserve"> коммутатору S1 имя хоста.</w:t>
       </w:r>
     </w:p>
     <w:p>
@@ -855,7 +873,25 @@
           <w:sz w:val="28"/>
           <w:szCs w:val="28"/>
         </w:rPr>
-        <w:t xml:space="preserve"> Настройте пароли для консоли и шифрование привилегированного режима EXEC.</w:t>
+        <w:t xml:space="preserve"> Настрой</w:t>
+      </w:r>
+      <w:r>
+        <w:rPr>
+          <w:rFonts w:ascii="Times New Roman" w:hAnsi="Times New Roman" w:cs="Times New Roman"/>
+          <w:color w:val="000000"/>
+          <w:sz w:val="28"/>
+          <w:szCs w:val="28"/>
+        </w:rPr>
+        <w:t>ка</w:t>
+      </w:r>
+      <w:r>
+        <w:rPr>
+          <w:rFonts w:ascii="Times New Roman" w:hAnsi="Times New Roman" w:cs="Times New Roman"/>
+          <w:color w:val="000000"/>
+          <w:sz w:val="28"/>
+          <w:szCs w:val="28"/>
+        </w:rPr>
+        <w:t xml:space="preserve"> пароли для консоли и шифрование привилегированного режима EXEC.</w:t>
       </w:r>
     </w:p>
     <w:p>
@@ -1025,7 +1061,25 @@
           <w:sz w:val="28"/>
           <w:szCs w:val="28"/>
         </w:rPr>
-        <w:t xml:space="preserve"> Проверьте настройки паролей для коммутатора S1.</w:t>
+        <w:t xml:space="preserve"> Провер</w:t>
+      </w:r>
+      <w:r>
+        <w:rPr>
+          <w:rFonts w:ascii="Times New Roman" w:hAnsi="Times New Roman" w:cs="Times New Roman"/>
+          <w:color w:val="000000"/>
+          <w:sz w:val="28"/>
+          <w:szCs w:val="28"/>
+        </w:rPr>
+        <w:t>ка</w:t>
+      </w:r>
+      <w:r>
+        <w:rPr>
+          <w:rFonts w:ascii="Times New Roman" w:hAnsi="Times New Roman" w:cs="Times New Roman"/>
+          <w:color w:val="000000"/>
+          <w:sz w:val="28"/>
+          <w:szCs w:val="28"/>
+        </w:rPr>
+        <w:t xml:space="preserve"> настройки паролей для коммутатора S1.</w:t>
       </w:r>
     </w:p>
     <w:p>
@@ -1138,120 +1192,130 @@
           <w:color w:val="000000" w:themeColor="text1"/>
           <w:sz w:val="44"/>
           <w:szCs w:val="44"/>
+        </w:rPr>
+      </w:pPr>
+      <w:r>
+        <w:rPr>
+          <w:rFonts w:ascii="Times New Roman" w:hAnsi="Times New Roman" w:cs="Times New Roman"/>
+          <w:i w:val="0"/>
+          <w:iCs w:val="0"/>
+          <w:color w:val="000000" w:themeColor="text1"/>
+          <w:sz w:val="24"/>
+          <w:szCs w:val="24"/>
+        </w:rPr>
+        <w:t xml:space="preserve">Рисунок </w:t>
+      </w:r>
+      <w:r>
+        <w:rPr>
+          <w:rFonts w:ascii="Times New Roman" w:hAnsi="Times New Roman" w:cs="Times New Roman"/>
+          <w:i w:val="0"/>
+          <w:iCs w:val="0"/>
+          <w:color w:val="000000" w:themeColor="text1"/>
+          <w:sz w:val="24"/>
+          <w:szCs w:val="24"/>
+        </w:rPr>
+        <w:fldChar w:fldCharType="begin"/>
+      </w:r>
+      <w:r>
+        <w:rPr>
+          <w:rFonts w:ascii="Times New Roman" w:hAnsi="Times New Roman" w:cs="Times New Roman"/>
+          <w:i w:val="0"/>
+          <w:iCs w:val="0"/>
+          <w:color w:val="000000" w:themeColor="text1"/>
+          <w:sz w:val="24"/>
+          <w:szCs w:val="24"/>
+        </w:rPr>
+        <w:instrText xml:space="preserve"> SEQ Рисунок \* ARABIC </w:instrText>
+      </w:r>
+      <w:r>
+        <w:rPr>
+          <w:rFonts w:ascii="Times New Roman" w:hAnsi="Times New Roman" w:cs="Times New Roman"/>
+          <w:i w:val="0"/>
+          <w:iCs w:val="0"/>
+          <w:color w:val="000000" w:themeColor="text1"/>
+          <w:sz w:val="24"/>
+          <w:szCs w:val="24"/>
+        </w:rPr>
+        <w:fldChar w:fldCharType="separate"/>
+      </w:r>
+      <w:r>
+        <w:rPr>
+          <w:rFonts w:ascii="Times New Roman" w:hAnsi="Times New Roman" w:cs="Times New Roman"/>
+          <w:i w:val="0"/>
+          <w:iCs w:val="0"/>
+          <w:noProof/>
+          <w:color w:val="000000" w:themeColor="text1"/>
+          <w:sz w:val="24"/>
+          <w:szCs w:val="24"/>
+        </w:rPr>
+        <w:t>3</w:t>
+      </w:r>
+      <w:r>
+        <w:rPr>
+          <w:rFonts w:ascii="Times New Roman" w:hAnsi="Times New Roman" w:cs="Times New Roman"/>
+          <w:i w:val="0"/>
+          <w:iCs w:val="0"/>
+          <w:color w:val="000000" w:themeColor="text1"/>
+          <w:sz w:val="24"/>
+          <w:szCs w:val="24"/>
+        </w:rPr>
+        <w:fldChar w:fldCharType="end"/>
+      </w:r>
+      <w:r>
+        <w:rPr>
+          <w:rFonts w:ascii="Times New Roman" w:hAnsi="Times New Roman" w:cs="Times New Roman"/>
+          <w:i w:val="0"/>
+          <w:iCs w:val="0"/>
+          <w:color w:val="000000" w:themeColor="text1"/>
+          <w:sz w:val="24"/>
+          <w:szCs w:val="24"/>
+        </w:rPr>
+        <w:t>. Установка бан</w:t>
+      </w:r>
+      <w:r>
+        <w:rPr>
+          <w:rFonts w:ascii="Times New Roman" w:hAnsi="Times New Roman" w:cs="Times New Roman"/>
+          <w:i w:val="0"/>
+          <w:iCs w:val="0"/>
+          <w:color w:val="000000" w:themeColor="text1"/>
+          <w:sz w:val="24"/>
+          <w:szCs w:val="24"/>
+        </w:rPr>
+        <w:t>н</w:t>
+      </w:r>
+      <w:r>
+        <w:rPr>
+          <w:rFonts w:ascii="Times New Roman" w:hAnsi="Times New Roman" w:cs="Times New Roman"/>
+          <w:i w:val="0"/>
+          <w:iCs w:val="0"/>
+          <w:color w:val="000000" w:themeColor="text1"/>
+          <w:sz w:val="24"/>
+          <w:szCs w:val="24"/>
+        </w:rPr>
+        <w:t xml:space="preserve">ера </w:t>
+      </w:r>
+      <w:r>
+        <w:rPr>
+          <w:rFonts w:ascii="Times New Roman" w:hAnsi="Times New Roman" w:cs="Times New Roman"/>
+          <w:i w:val="0"/>
+          <w:iCs w:val="0"/>
+          <w:color w:val="000000" w:themeColor="text1"/>
+          <w:sz w:val="24"/>
+          <w:szCs w:val="24"/>
           <w:lang w:val="en-US"/>
         </w:rPr>
-      </w:pPr>
-      <w:r>
-        <w:rPr>
-          <w:rFonts w:ascii="Times New Roman" w:hAnsi="Times New Roman" w:cs="Times New Roman"/>
-          <w:i w:val="0"/>
-          <w:iCs w:val="0"/>
-          <w:color w:val="000000" w:themeColor="text1"/>
-          <w:sz w:val="24"/>
-          <w:szCs w:val="24"/>
-        </w:rPr>
-        <w:t xml:space="preserve">Рисунок </w:t>
-      </w:r>
-      <w:r>
-        <w:rPr>
-          <w:rFonts w:ascii="Times New Roman" w:hAnsi="Times New Roman" w:cs="Times New Roman"/>
-          <w:i w:val="0"/>
-          <w:iCs w:val="0"/>
-          <w:color w:val="000000" w:themeColor="text1"/>
-          <w:sz w:val="24"/>
-          <w:szCs w:val="24"/>
-        </w:rPr>
-        <w:fldChar w:fldCharType="begin"/>
-      </w:r>
-      <w:r>
-        <w:rPr>
-          <w:rFonts w:ascii="Times New Roman" w:hAnsi="Times New Roman" w:cs="Times New Roman"/>
-          <w:i w:val="0"/>
-          <w:iCs w:val="0"/>
-          <w:color w:val="000000" w:themeColor="text1"/>
-          <w:sz w:val="24"/>
-          <w:szCs w:val="24"/>
-        </w:rPr>
-        <w:instrText xml:space="preserve"> SEQ Рисунок \* ARABIC </w:instrText>
-      </w:r>
-      <w:r>
-        <w:rPr>
-          <w:rFonts w:ascii="Times New Roman" w:hAnsi="Times New Roman" w:cs="Times New Roman"/>
-          <w:i w:val="0"/>
-          <w:iCs w:val="0"/>
-          <w:color w:val="000000" w:themeColor="text1"/>
-          <w:sz w:val="24"/>
-          <w:szCs w:val="24"/>
-        </w:rPr>
-        <w:fldChar w:fldCharType="separate"/>
-      </w:r>
-      <w:r>
-        <w:rPr>
-          <w:rFonts w:ascii="Times New Roman" w:hAnsi="Times New Roman" w:cs="Times New Roman"/>
-          <w:i w:val="0"/>
-          <w:iCs w:val="0"/>
-          <w:noProof/>
-          <w:color w:val="000000" w:themeColor="text1"/>
-          <w:sz w:val="24"/>
-          <w:szCs w:val="24"/>
-        </w:rPr>
-        <w:t>3</w:t>
-      </w:r>
-      <w:r>
-        <w:rPr>
-          <w:rFonts w:ascii="Times New Roman" w:hAnsi="Times New Roman" w:cs="Times New Roman"/>
-          <w:i w:val="0"/>
-          <w:iCs w:val="0"/>
-          <w:color w:val="000000" w:themeColor="text1"/>
-          <w:sz w:val="24"/>
-          <w:szCs w:val="24"/>
-        </w:rPr>
-        <w:fldChar w:fldCharType="end"/>
-      </w:r>
-      <w:r>
-        <w:rPr>
-          <w:rFonts w:ascii="Times New Roman" w:hAnsi="Times New Roman" w:cs="Times New Roman"/>
-          <w:i w:val="0"/>
-          <w:iCs w:val="0"/>
-          <w:color w:val="000000" w:themeColor="text1"/>
-          <w:sz w:val="24"/>
-          <w:szCs w:val="24"/>
-        </w:rPr>
-        <w:t>. Установка бан</w:t>
-      </w:r>
-      <w:r>
-        <w:rPr>
-          <w:rFonts w:ascii="Times New Roman" w:hAnsi="Times New Roman" w:cs="Times New Roman"/>
-          <w:i w:val="0"/>
-          <w:iCs w:val="0"/>
-          <w:color w:val="000000" w:themeColor="text1"/>
-          <w:sz w:val="24"/>
-          <w:szCs w:val="24"/>
-        </w:rPr>
-        <w:t>н</w:t>
-      </w:r>
-      <w:r>
-        <w:rPr>
-          <w:rFonts w:ascii="Times New Roman" w:hAnsi="Times New Roman" w:cs="Times New Roman"/>
-          <w:i w:val="0"/>
-          <w:iCs w:val="0"/>
-          <w:color w:val="000000" w:themeColor="text1"/>
-          <w:sz w:val="24"/>
-          <w:szCs w:val="24"/>
-        </w:rPr>
-        <w:t xml:space="preserve">ера </w:t>
-      </w:r>
-      <w:r>
-        <w:rPr>
-          <w:rFonts w:ascii="Times New Roman" w:hAnsi="Times New Roman" w:cs="Times New Roman"/>
-          <w:i w:val="0"/>
-          <w:iCs w:val="0"/>
-          <w:color w:val="000000" w:themeColor="text1"/>
-          <w:sz w:val="24"/>
-          <w:szCs w:val="24"/>
-          <w:lang w:val="en-US"/>
-        </w:rPr>
-        <w:t>motd.</w:t>
+        <w:t>motd</w:t>
+      </w:r>
+      <w:r>
+        <w:rPr>
+          <w:rFonts w:ascii="Times New Roman" w:hAnsi="Times New Roman" w:cs="Times New Roman"/>
+          <w:i w:val="0"/>
+          <w:iCs w:val="0"/>
+          <w:color w:val="000000" w:themeColor="text1"/>
+          <w:sz w:val="24"/>
+          <w:szCs w:val="24"/>
+        </w:rPr>
+        <w:t>.</w:t>
       </w:r>
     </w:p>
     <w:p>
@@ -1283,7 +1347,43 @@
           <w:sz w:val="28"/>
           <w:szCs w:val="28"/>
         </w:rPr>
-        <w:t>Сохраните файл конфигурации в NVRAM.</w:t>
+        <w:t>Сохран</w:t>
+      </w:r>
+      <w:r>
+        <w:rPr>
+          <w:rFonts w:ascii="Times New Roman" w:hAnsi="Times New Roman" w:cs="Times New Roman"/>
+          <w:color w:val="000000"/>
+          <w:sz w:val="28"/>
+          <w:szCs w:val="28"/>
+        </w:rPr>
+        <w:t>ение</w:t>
+      </w:r>
+      <w:r>
+        <w:rPr>
+          <w:rFonts w:ascii="Times New Roman" w:hAnsi="Times New Roman" w:cs="Times New Roman"/>
+          <w:color w:val="000000"/>
+          <w:sz w:val="28"/>
+          <w:szCs w:val="28"/>
+        </w:rPr>
+        <w:t xml:space="preserve"> файл</w:t>
+      </w:r>
+      <w:r>
+        <w:rPr>
+          <w:rFonts w:ascii="Times New Roman" w:hAnsi="Times New Roman" w:cs="Times New Roman"/>
+          <w:color w:val="000000"/>
+          <w:sz w:val="28"/>
+          <w:szCs w:val="28"/>
+        </w:rPr>
+        <w:t>а</w:t>
+      </w:r>
+      <w:r>
+        <w:rPr>
+          <w:rFonts w:ascii="Times New Roman" w:hAnsi="Times New Roman" w:cs="Times New Roman"/>
+          <w:color w:val="000000"/>
+          <w:sz w:val="28"/>
+          <w:szCs w:val="28"/>
+        </w:rPr>
+        <w:t xml:space="preserve"> конфигурации в NVRAM.</w:t>
       </w:r>
     </w:p>
     <w:p>
@@ -1477,7 +1577,43 @@
           <w:sz w:val="28"/>
           <w:szCs w:val="28"/>
         </w:rPr>
-        <w:t xml:space="preserve"> Повторите шаги 1–5 для коммутатора S2.</w:t>
+        <w:t xml:space="preserve"> Повтор</w:t>
+      </w:r>
+      <w:r>
+        <w:rPr>
+          <w:rFonts w:ascii="Times New Roman" w:hAnsi="Times New Roman" w:cs="Times New Roman"/>
+          <w:color w:val="000000"/>
+          <w:sz w:val="28"/>
+          <w:szCs w:val="28"/>
+        </w:rPr>
+        <w:t>ение</w:t>
+      </w:r>
+      <w:r>
+        <w:rPr>
+          <w:rFonts w:ascii="Times New Roman" w:hAnsi="Times New Roman" w:cs="Times New Roman"/>
+          <w:color w:val="000000"/>
+          <w:sz w:val="28"/>
+          <w:szCs w:val="28"/>
+        </w:rPr>
+        <w:t xml:space="preserve"> шаг</w:t>
+      </w:r>
+      <w:r>
+        <w:rPr>
+          <w:rFonts w:ascii="Times New Roman" w:hAnsi="Times New Roman" w:cs="Times New Roman"/>
+          <w:color w:val="000000"/>
+          <w:sz w:val="28"/>
+          <w:szCs w:val="28"/>
+        </w:rPr>
+        <w:t>агов</w:t>
+      </w:r>
+      <w:r>
+        <w:rPr>
+          <w:rFonts w:ascii="Times New Roman" w:hAnsi="Times New Roman" w:cs="Times New Roman"/>
+          <w:color w:val="000000"/>
+          <w:sz w:val="28"/>
+          <w:szCs w:val="28"/>
+        </w:rPr>
+        <w:t xml:space="preserve"> 1–5 для коммутатора S2.</w:t>
       </w:r>
     </w:p>
     <w:p>
@@ -1998,7 +2134,25 @@
           <w:sz w:val="28"/>
           <w:szCs w:val="28"/>
         </w:rPr>
-        <w:t xml:space="preserve"> Настройте IP-адреса на обоих ПК.</w:t>
+        <w:t xml:space="preserve"> Настрой</w:t>
+      </w:r>
+      <w:r>
+        <w:rPr>
+          <w:rFonts w:ascii="Times New Roman" w:hAnsi="Times New Roman" w:cs="Times New Roman"/>
+          <w:color w:val="000000"/>
+          <w:sz w:val="28"/>
+          <w:szCs w:val="28"/>
+        </w:rPr>
+        <w:t>ка</w:t>
+      </w:r>
+      <w:r>
+        <w:rPr>
+          <w:rFonts w:ascii="Times New Roman" w:hAnsi="Times New Roman" w:cs="Times New Roman"/>
+          <w:color w:val="000000"/>
+          <w:sz w:val="28"/>
+          <w:szCs w:val="28"/>
+        </w:rPr>
+        <w:t xml:space="preserve"> IP-адреса на обоих ПК.</w:t>
       </w:r>
     </w:p>
     <w:p>
@@ -2306,7 +2460,43 @@
           <w:sz w:val="28"/>
           <w:szCs w:val="28"/>
         </w:rPr>
-        <w:t xml:space="preserve"> Проверьте подключение к коммутаторам.</w:t>
+        <w:t xml:space="preserve"> Провер</w:t>
+      </w:r>
+      <w:r>
+        <w:rPr>
+          <w:rFonts w:ascii="Times New Roman" w:hAnsi="Times New Roman" w:cs="Times New Roman"/>
+          <w:color w:val="000000"/>
+          <w:sz w:val="28"/>
+          <w:szCs w:val="28"/>
+        </w:rPr>
+        <w:t>ка</w:t>
+      </w:r>
+      <w:r>
+        <w:rPr>
+          <w:rFonts w:ascii="Times New Roman" w:hAnsi="Times New Roman" w:cs="Times New Roman"/>
+          <w:color w:val="000000"/>
+          <w:sz w:val="28"/>
+          <w:szCs w:val="28"/>
+        </w:rPr>
+        <w:t xml:space="preserve"> подключени</w:t>
+      </w:r>
+      <w:r>
+        <w:rPr>
+          <w:rFonts w:ascii="Times New Roman" w:hAnsi="Times New Roman" w:cs="Times New Roman"/>
+          <w:color w:val="000000"/>
+          <w:sz w:val="28"/>
+          <w:szCs w:val="28"/>
+        </w:rPr>
+        <w:t>я</w:t>
+      </w:r>
+      <w:r>
+        <w:rPr>
+          <w:rFonts w:ascii="Times New Roman" w:hAnsi="Times New Roman" w:cs="Times New Roman"/>
+          <w:color w:val="000000"/>
+          <w:sz w:val="28"/>
+          <w:szCs w:val="28"/>
+        </w:rPr>
+        <w:t xml:space="preserve"> к коммутаторам.</w:t>
       </w:r>
     </w:p>
     <w:p>
@@ -2513,7 +2703,43 @@
           <w:sz w:val="28"/>
           <w:szCs w:val="28"/>
         </w:rPr>
-        <w:t xml:space="preserve"> Настройте IP-адрес для коммутатора S1.</w:t>
+        <w:t xml:space="preserve"> Настрой</w:t>
+      </w:r>
+      <w:r>
+        <w:rPr>
+          <w:rFonts w:ascii="Times New Roman" w:hAnsi="Times New Roman" w:cs="Times New Roman"/>
+          <w:color w:val="000000"/>
+          <w:sz w:val="28"/>
+          <w:szCs w:val="28"/>
+        </w:rPr>
+        <w:t>ка</w:t>
+      </w:r>
+      <w:r>
+        <w:rPr>
+          <w:rFonts w:ascii="Times New Roman" w:hAnsi="Times New Roman" w:cs="Times New Roman"/>
+          <w:color w:val="000000"/>
+          <w:sz w:val="28"/>
+          <w:szCs w:val="28"/>
+        </w:rPr>
+        <w:t xml:space="preserve"> IP-адрес</w:t>
+      </w:r>
+      <w:r>
+        <w:rPr>
+          <w:rFonts w:ascii="Times New Roman" w:hAnsi="Times New Roman" w:cs="Times New Roman"/>
+          <w:color w:val="000000"/>
+          <w:sz w:val="28"/>
+          <w:szCs w:val="28"/>
+        </w:rPr>
+        <w:t>а</w:t>
+      </w:r>
+      <w:r>
+        <w:rPr>
+          <w:rFonts w:ascii="Times New Roman" w:hAnsi="Times New Roman" w:cs="Times New Roman"/>
+          <w:color w:val="000000"/>
+          <w:sz w:val="28"/>
+          <w:szCs w:val="28"/>
+        </w:rPr>
+        <w:t xml:space="preserve"> для коммутатора S1.</w:t>
       </w:r>
     </w:p>
     <w:p>
@@ -2873,7 +3099,43 @@
           <w:sz w:val="28"/>
           <w:szCs w:val="28"/>
         </w:rPr>
-        <w:t xml:space="preserve"> Настройте IP-адрес для коммутатора S2.</w:t>
+        <w:t xml:space="preserve"> Настрой</w:t>
+      </w:r>
+      <w:r>
+        <w:rPr>
+          <w:rFonts w:ascii="Times New Roman" w:hAnsi="Times New Roman" w:cs="Times New Roman"/>
+          <w:color w:val="000000"/>
+          <w:sz w:val="28"/>
+          <w:szCs w:val="28"/>
+        </w:rPr>
+        <w:t>ка</w:t>
+      </w:r>
+      <w:r>
+        <w:rPr>
+          <w:rFonts w:ascii="Times New Roman" w:hAnsi="Times New Roman" w:cs="Times New Roman"/>
+          <w:color w:val="000000"/>
+          <w:sz w:val="28"/>
+          <w:szCs w:val="28"/>
+        </w:rPr>
+        <w:t xml:space="preserve"> IP-адрес</w:t>
+      </w:r>
+      <w:r>
+        <w:rPr>
+          <w:rFonts w:ascii="Times New Roman" w:hAnsi="Times New Roman" w:cs="Times New Roman"/>
+          <w:color w:val="000000"/>
+          <w:sz w:val="28"/>
+          <w:szCs w:val="28"/>
+        </w:rPr>
+        <w:t>а</w:t>
+      </w:r>
+      <w:r>
+        <w:rPr>
+          <w:rFonts w:ascii="Times New Roman" w:hAnsi="Times New Roman" w:cs="Times New Roman"/>
+          <w:color w:val="000000"/>
+          <w:sz w:val="28"/>
+          <w:szCs w:val="28"/>
+        </w:rPr>
+        <w:t xml:space="preserve"> для коммутатора S2.</w:t>
       </w:r>
     </w:p>
     <w:p>
@@ -3043,7 +3305,25 @@
           <w:sz w:val="28"/>
           <w:szCs w:val="28"/>
         </w:rPr>
-        <w:t>Проверьте настройки IP-адресов на коммутаторах S1 и S2.</w:t>
+        <w:t>Провер</w:t>
+      </w:r>
+      <w:r>
+        <w:rPr>
+          <w:rFonts w:ascii="Times New Roman" w:hAnsi="Times New Roman" w:cs="Times New Roman"/>
+          <w:color w:val="000000"/>
+          <w:sz w:val="28"/>
+          <w:szCs w:val="28"/>
+        </w:rPr>
+        <w:t>ка</w:t>
+      </w:r>
+      <w:r>
+        <w:rPr>
+          <w:rFonts w:ascii="Times New Roman" w:hAnsi="Times New Roman" w:cs="Times New Roman"/>
+          <w:color w:val="000000"/>
+          <w:sz w:val="28"/>
+          <w:szCs w:val="28"/>
+        </w:rPr>
+        <w:t xml:space="preserve"> настройки IP-адресов на коммутаторах S1 и S2.</w:t>
       </w:r>
     </w:p>
     <w:p>
@@ -3648,7 +3928,25 @@
           <w:sz w:val="28"/>
           <w:szCs w:val="28"/>
         </w:rPr>
-        <w:t xml:space="preserve"> Сохраните конфигурации для S1 и S2 в NVRAM.</w:t>
+        <w:t xml:space="preserve"> Сохран</w:t>
+      </w:r>
+      <w:r>
+        <w:rPr>
+          <w:rFonts w:ascii="Times New Roman" w:hAnsi="Times New Roman" w:cs="Times New Roman"/>
+          <w:color w:val="000000"/>
+          <w:sz w:val="28"/>
+          <w:szCs w:val="28"/>
+        </w:rPr>
+        <w:t>ение</w:t>
+      </w:r>
+      <w:r>
+        <w:rPr>
+          <w:rFonts w:ascii="Times New Roman" w:hAnsi="Times New Roman" w:cs="Times New Roman"/>
+          <w:color w:val="000000"/>
+          <w:sz w:val="28"/>
+          <w:szCs w:val="28"/>
+        </w:rPr>
+        <w:t xml:space="preserve"> конфигурации для S1 и S2 в NVRAM.</w:t>
       </w:r>
     </w:p>
     <w:p>
@@ -4043,7 +4341,43 @@
           <w:sz w:val="28"/>
           <w:szCs w:val="28"/>
         </w:rPr>
-        <w:t xml:space="preserve"> Проверьте подключение к сети.</w:t>
+        <w:t xml:space="preserve"> Провер</w:t>
+      </w:r>
+      <w:r>
+        <w:rPr>
+          <w:rFonts w:ascii="Times New Roman" w:hAnsi="Times New Roman" w:cs="Times New Roman"/>
+          <w:color w:val="000000"/>
+          <w:sz w:val="28"/>
+          <w:szCs w:val="28"/>
+        </w:rPr>
+        <w:t>ка</w:t>
+      </w:r>
+      <w:r>
+        <w:rPr>
+          <w:rFonts w:ascii="Times New Roman" w:hAnsi="Times New Roman" w:cs="Times New Roman"/>
+          <w:color w:val="000000"/>
+          <w:sz w:val="28"/>
+          <w:szCs w:val="28"/>
+        </w:rPr>
+        <w:t xml:space="preserve"> подключени</w:t>
+      </w:r>
+      <w:r>
+        <w:rPr>
+          <w:rFonts w:ascii="Times New Roman" w:hAnsi="Times New Roman" w:cs="Times New Roman"/>
+          <w:color w:val="000000"/>
+          <w:sz w:val="28"/>
+          <w:szCs w:val="28"/>
+        </w:rPr>
+        <w:t>я</w:t>
+      </w:r>
+      <w:r>
+        <w:rPr>
+          <w:rFonts w:ascii="Times New Roman" w:hAnsi="Times New Roman" w:cs="Times New Roman"/>
+          <w:color w:val="000000"/>
+          <w:sz w:val="28"/>
+          <w:szCs w:val="28"/>
+        </w:rPr>
+        <w:t xml:space="preserve"> к сети.</w:t>
       </w:r>
     </w:p>
     <w:p>
@@ -4181,7 +4515,51 @@
           <w:sz w:val="24"/>
           <w:szCs w:val="24"/>
         </w:rPr>
-        <w:t>. Проверьте подключение к сети.</w:t>
+        <w:t>. Провер</w:t>
+      </w:r>
+      <w:r>
+        <w:rPr>
+          <w:rFonts w:ascii="Times New Roman" w:hAnsi="Times New Roman" w:cs="Times New Roman"/>
+          <w:i w:val="0"/>
+          <w:iCs w:val="0"/>
+          <w:color w:val="000000" w:themeColor="text1"/>
+          <w:sz w:val="24"/>
+          <w:szCs w:val="24"/>
+        </w:rPr>
+        <w:t>ка</w:t>
+      </w:r>
+      <w:r>
+        <w:rPr>
+          <w:rFonts w:ascii="Times New Roman" w:hAnsi="Times New Roman" w:cs="Times New Roman"/>
+          <w:i w:val="0"/>
+          <w:iCs w:val="0"/>
+          <w:color w:val="000000" w:themeColor="text1"/>
+          <w:sz w:val="24"/>
+          <w:szCs w:val="24"/>
+        </w:rPr>
+        <w:t xml:space="preserve"> подключени</w:t>
+      </w:r>
+      <w:r>
+        <w:rPr>
+          <w:rFonts w:ascii="Times New Roman" w:hAnsi="Times New Roman" w:cs="Times New Roman"/>
+          <w:i w:val="0"/>
+          <w:iCs w:val="0"/>
+          <w:color w:val="000000" w:themeColor="text1"/>
+          <w:sz w:val="24"/>
+          <w:szCs w:val="24"/>
+        </w:rPr>
+        <w:t>я</w:t>
+      </w:r>
+      <w:r>
+        <w:rPr>
+          <w:rFonts w:ascii="Times New Roman" w:hAnsi="Times New Roman" w:cs="Times New Roman"/>
+          <w:i w:val="0"/>
+          <w:iCs w:val="0"/>
+          <w:color w:val="000000" w:themeColor="text1"/>
+          <w:sz w:val="24"/>
+          <w:szCs w:val="24"/>
+        </w:rPr>
+        <w:t xml:space="preserve"> к сети.</w:t>
       </w:r>
     </w:p>
     <w:p>

--- a/БКС/Отчеты/БКС практика3.docx
+++ b/БКС/Отчеты/БКС практика3.docx
@@ -818,7 +818,18 @@
           <w:sz w:val="24"/>
           <w:szCs w:val="24"/>
         </w:rPr>
-        <w:t xml:space="preserve">. Установка имени коммутатору </w:t>
+        <w:t xml:space="preserve"> -</w:t>
+      </w:r>
+      <w:r>
+        <w:rPr>
+          <w:rFonts w:ascii="Times New Roman" w:hAnsi="Times New Roman" w:cs="Times New Roman"/>
+          <w:i w:val="0"/>
+          <w:iCs w:val="0"/>
+          <w:color w:val="000000" w:themeColor="text1"/>
+          <w:sz w:val="24"/>
+          <w:szCs w:val="24"/>
+        </w:rPr>
+        <w:t xml:space="preserve"> Установка имени коммутатору </w:t>
       </w:r>
       <w:r>
         <w:rPr>
@@ -1029,7 +1040,18 @@
           <w:sz w:val="24"/>
           <w:szCs w:val="24"/>
         </w:rPr>
-        <w:t>. Настройка пароля для консоли и шифрование привилегированного режима.</w:t>
+        <w:t xml:space="preserve"> -</w:t>
+      </w:r>
+      <w:r>
+        <w:rPr>
+          <w:rFonts w:ascii="Times New Roman" w:hAnsi="Times New Roman" w:cs="Times New Roman"/>
+          <w:i w:val="0"/>
+          <w:iCs w:val="0"/>
+          <w:color w:val="000000" w:themeColor="text1"/>
+          <w:sz w:val="24"/>
+          <w:szCs w:val="24"/>
+        </w:rPr>
+        <w:t xml:space="preserve"> Настройка пароля для консоли и шифрование привилегированного режима.</w:t>
       </w:r>
     </w:p>
     <w:p>
@@ -1270,7 +1292,18 @@
           <w:sz w:val="24"/>
           <w:szCs w:val="24"/>
         </w:rPr>
-        <w:t>. Установка бан</w:t>
+        <w:t xml:space="preserve"> -</w:t>
+      </w:r>
+      <w:r>
+        <w:rPr>
+          <w:rFonts w:ascii="Times New Roman" w:hAnsi="Times New Roman" w:cs="Times New Roman"/>
+          <w:i w:val="0"/>
+          <w:iCs w:val="0"/>
+          <w:color w:val="000000" w:themeColor="text1"/>
+          <w:sz w:val="24"/>
+          <w:szCs w:val="24"/>
+        </w:rPr>
+        <w:t xml:space="preserve"> Установка бан</w:t>
       </w:r>
       <w:r>
         <w:rPr>
@@ -1521,7 +1554,18 @@
           <w:sz w:val="24"/>
           <w:szCs w:val="24"/>
         </w:rPr>
-        <w:t xml:space="preserve">. Сохранение файла конфигурации в </w:t>
+        <w:t xml:space="preserve"> -</w:t>
+      </w:r>
+      <w:r>
+        <w:rPr>
+          <w:rFonts w:ascii="Times New Roman" w:hAnsi="Times New Roman" w:cs="Times New Roman"/>
+          <w:i w:val="0"/>
+          <w:iCs w:val="0"/>
+          <w:color w:val="000000" w:themeColor="text1"/>
+          <w:sz w:val="24"/>
+          <w:szCs w:val="24"/>
+        </w:rPr>
+        <w:t xml:space="preserve"> Сохранение файла конфигурации в </w:t>
       </w:r>
       <w:r>
         <w:rPr>
@@ -1750,9 +1794,20 @@
           <w:color w:val="000000" w:themeColor="text1"/>
           <w:sz w:val="24"/>
           <w:szCs w:val="24"/>
+        </w:rPr>
+        <w:t xml:space="preserve"> -</w:t>
+      </w:r>
+      <w:r>
+        <w:rPr>
+          <w:rFonts w:ascii="Times New Roman" w:hAnsi="Times New Roman" w:cs="Times New Roman"/>
+          <w:i w:val="0"/>
+          <w:iCs w:val="0"/>
+          <w:color w:val="000000" w:themeColor="text1"/>
+          <w:sz w:val="24"/>
+          <w:szCs w:val="24"/>
           <w:lang w:val="en-US"/>
         </w:rPr>
-        <w:t xml:space="preserve">. </w:t>
+        <w:t xml:space="preserve"> </w:t>
       </w:r>
       <w:r>
         <w:rPr>
@@ -1912,9 +1967,20 @@
           <w:color w:val="000000" w:themeColor="text1"/>
           <w:sz w:val="24"/>
           <w:szCs w:val="24"/>
+        </w:rPr>
+        <w:t xml:space="preserve"> -</w:t>
+      </w:r>
+      <w:r>
+        <w:rPr>
+          <w:rFonts w:ascii="Times New Roman" w:hAnsi="Times New Roman" w:cs="Times New Roman"/>
+          <w:i w:val="0"/>
+          <w:iCs w:val="0"/>
+          <w:color w:val="000000" w:themeColor="text1"/>
+          <w:sz w:val="24"/>
+          <w:szCs w:val="24"/>
           <w:lang w:val="en-US"/>
         </w:rPr>
-        <w:t xml:space="preserve">. </w:t>
+        <w:t xml:space="preserve"> </w:t>
       </w:r>
       <w:r>
         <w:rPr>
@@ -2063,7 +2129,18 @@
           <w:sz w:val="24"/>
           <w:szCs w:val="24"/>
         </w:rPr>
-        <w:t>. Сохранение файла конфигурации в NVRAM.</w:t>
+        <w:t xml:space="preserve"> -</w:t>
+      </w:r>
+      <w:r>
+        <w:rPr>
+          <w:rFonts w:ascii="Times New Roman" w:hAnsi="Times New Roman" w:cs="Times New Roman"/>
+          <w:i w:val="0"/>
+          <w:iCs w:val="0"/>
+          <w:color w:val="000000" w:themeColor="text1"/>
+          <w:sz w:val="24"/>
+          <w:szCs w:val="24"/>
+        </w:rPr>
+        <w:t xml:space="preserve"> Сохранение файла конфигурации в NVRAM.</w:t>
       </w:r>
     </w:p>
     <w:p>
@@ -2290,7 +2367,18 @@
           <w:sz w:val="24"/>
           <w:szCs w:val="24"/>
         </w:rPr>
-        <w:t>. Настройка IP-адреса на первом ПК.</w:t>
+        <w:t xml:space="preserve"> -</w:t>
+      </w:r>
+      <w:r>
+        <w:rPr>
+          <w:rFonts w:ascii="Times New Roman" w:hAnsi="Times New Roman" w:cs="Times New Roman"/>
+          <w:i w:val="0"/>
+          <w:iCs w:val="0"/>
+          <w:color w:val="000000" w:themeColor="text1"/>
+          <w:sz w:val="24"/>
+          <w:szCs w:val="24"/>
+        </w:rPr>
+        <w:t xml:space="preserve"> Настройка IP-адреса на первом ПК.</w:t>
       </w:r>
     </w:p>
     <w:p>
@@ -2428,7 +2516,18 @@
           <w:sz w:val="24"/>
           <w:szCs w:val="24"/>
         </w:rPr>
-        <w:t>. Настройка IP-адреса на втором ПК.</w:t>
+        <w:t xml:space="preserve"> -</w:t>
+      </w:r>
+      <w:r>
+        <w:rPr>
+          <w:rFonts w:ascii="Times New Roman" w:hAnsi="Times New Roman" w:cs="Times New Roman"/>
+          <w:i w:val="0"/>
+          <w:iCs w:val="0"/>
+          <w:color w:val="000000" w:themeColor="text1"/>
+          <w:sz w:val="24"/>
+          <w:szCs w:val="24"/>
+        </w:rPr>
+        <w:t xml:space="preserve"> Настройка IP-адреса на втором ПК.</w:t>
       </w:r>
     </w:p>
     <w:p>
@@ -2634,7 +2733,18 @@
           <w:sz w:val="24"/>
           <w:szCs w:val="24"/>
         </w:rPr>
-        <w:t>. Проверка подключения к коммутатору.</w:t>
+        <w:t xml:space="preserve"> -</w:t>
+      </w:r>
+      <w:r>
+        <w:rPr>
+          <w:rFonts w:ascii="Times New Roman" w:hAnsi="Times New Roman" w:cs="Times New Roman"/>
+          <w:i w:val="0"/>
+          <w:iCs w:val="0"/>
+          <w:color w:val="000000" w:themeColor="text1"/>
+          <w:sz w:val="24"/>
+          <w:szCs w:val="24"/>
+        </w:rPr>
+        <w:t xml:space="preserve"> Проверка подключения к коммутатору.</w:t>
       </w:r>
     </w:p>
     <w:p>
@@ -2895,7 +3005,18 @@
           <w:sz w:val="24"/>
           <w:szCs w:val="24"/>
         </w:rPr>
-        <w:t>. Настройка IP-адреса для коммутатора S1.</w:t>
+        <w:t xml:space="preserve"> -</w:t>
+      </w:r>
+      <w:r>
+        <w:rPr>
+          <w:rFonts w:ascii="Times New Roman" w:hAnsi="Times New Roman" w:cs="Times New Roman"/>
+          <w:i w:val="0"/>
+          <w:iCs w:val="0"/>
+          <w:color w:val="000000" w:themeColor="text1"/>
+          <w:sz w:val="24"/>
+          <w:szCs w:val="24"/>
+        </w:rPr>
+        <w:t xml:space="preserve"> Настройка IP-адреса для коммутатора S1.</w:t>
       </w:r>
     </w:p>
     <w:p>
@@ -3273,7 +3394,18 @@
           <w:sz w:val="24"/>
           <w:szCs w:val="24"/>
         </w:rPr>
-        <w:t>. Настройка IP-адреса для коммутатора S2.</w:t>
+        <w:t xml:space="preserve"> -</w:t>
+      </w:r>
+      <w:r>
+        <w:rPr>
+          <w:rFonts w:ascii="Times New Roman" w:hAnsi="Times New Roman" w:cs="Times New Roman"/>
+          <w:i w:val="0"/>
+          <w:iCs w:val="0"/>
+          <w:color w:val="000000" w:themeColor="text1"/>
+          <w:sz w:val="24"/>
+          <w:szCs w:val="24"/>
+        </w:rPr>
+        <w:t xml:space="preserve"> Настройка IP-адреса для коммутатора S2.</w:t>
       </w:r>
     </w:p>
     <w:p>
@@ -3461,7 +3593,18 @@
           <w:sz w:val="24"/>
           <w:szCs w:val="24"/>
         </w:rPr>
-        <w:t xml:space="preserve">. Ввод команды: </w:t>
+        <w:t xml:space="preserve"> -</w:t>
+      </w:r>
+      <w:r>
+        <w:rPr>
+          <w:rFonts w:ascii="Times New Roman" w:hAnsi="Times New Roman" w:cs="Times New Roman"/>
+          <w:i w:val="0"/>
+          <w:iCs w:val="0"/>
+          <w:color w:val="000000" w:themeColor="text1"/>
+          <w:sz w:val="24"/>
+          <w:szCs w:val="24"/>
+        </w:rPr>
+        <w:t xml:space="preserve"> Ввод команды: </w:t>
       </w:r>
       <w:r>
         <w:rPr>
@@ -3624,7 +3767,18 @@
           <w:sz w:val="24"/>
           <w:szCs w:val="24"/>
         </w:rPr>
-        <w:t xml:space="preserve">. Проверка </w:t>
+        <w:t xml:space="preserve"> -</w:t>
+      </w:r>
+      <w:r>
+        <w:rPr>
+          <w:rFonts w:ascii="Times New Roman" w:hAnsi="Times New Roman" w:cs="Times New Roman"/>
+          <w:i w:val="0"/>
+          <w:iCs w:val="0"/>
+          <w:color w:val="000000" w:themeColor="text1"/>
+          <w:sz w:val="24"/>
+          <w:szCs w:val="24"/>
+        </w:rPr>
+        <w:t xml:space="preserve"> Проверка </w:t>
       </w:r>
       <w:r>
         <w:rPr>
@@ -3809,7 +3963,18 @@
           <w:sz w:val="24"/>
           <w:szCs w:val="24"/>
         </w:rPr>
-        <w:t xml:space="preserve">. Проверка </w:t>
+        <w:t xml:space="preserve"> -</w:t>
+      </w:r>
+      <w:r>
+        <w:rPr>
+          <w:rFonts w:ascii="Times New Roman" w:hAnsi="Times New Roman" w:cs="Times New Roman"/>
+          <w:i w:val="0"/>
+          <w:iCs w:val="0"/>
+          <w:color w:val="000000" w:themeColor="text1"/>
+          <w:sz w:val="24"/>
+          <w:szCs w:val="24"/>
+        </w:rPr>
+        <w:t xml:space="preserve"> Проверка </w:t>
       </w:r>
       <w:r>
         <w:rPr>
@@ -4084,7 +4249,18 @@
           <w:sz w:val="24"/>
           <w:szCs w:val="24"/>
         </w:rPr>
-        <w:t>. Сохранение конфигураци</w:t>
+        <w:t xml:space="preserve"> -</w:t>
+      </w:r>
+      <w:r>
+        <w:rPr>
+          <w:rFonts w:ascii="Times New Roman" w:hAnsi="Times New Roman" w:cs="Times New Roman"/>
+          <w:i w:val="0"/>
+          <w:iCs w:val="0"/>
+          <w:color w:val="000000" w:themeColor="text1"/>
+          <w:sz w:val="24"/>
+          <w:szCs w:val="24"/>
+        </w:rPr>
+        <w:t xml:space="preserve"> Сохранение конфигураци</w:t>
       </w:r>
       <w:r>
         <w:rPr>
@@ -4291,7 +4467,18 @@
           <w:sz w:val="24"/>
           <w:szCs w:val="24"/>
         </w:rPr>
-        <w:t>. Сохранение конфигурации для S2 в NVRAM</w:t>
+        <w:t xml:space="preserve"> -</w:t>
+      </w:r>
+      <w:r>
+        <w:rPr>
+          <w:rFonts w:ascii="Times New Roman" w:hAnsi="Times New Roman" w:cs="Times New Roman"/>
+          <w:i w:val="0"/>
+          <w:iCs w:val="0"/>
+          <w:color w:val="000000" w:themeColor="text1"/>
+          <w:sz w:val="24"/>
+          <w:szCs w:val="24"/>
+        </w:rPr>
+        <w:t xml:space="preserve"> Сохранение конфигурации для S2 в NVRAM</w:t>
       </w:r>
       <w:r>
         <w:rPr>
@@ -4515,7 +4702,18 @@
           <w:sz w:val="24"/>
           <w:szCs w:val="24"/>
         </w:rPr>
-        <w:t>. Провер</w:t>
+        <w:t xml:space="preserve"> -</w:t>
+      </w:r>
+      <w:r>
+        <w:rPr>
+          <w:rFonts w:ascii="Times New Roman" w:hAnsi="Times New Roman" w:cs="Times New Roman"/>
+          <w:i w:val="0"/>
+          <w:iCs w:val="0"/>
+          <w:color w:val="000000" w:themeColor="text1"/>
+          <w:sz w:val="24"/>
+          <w:szCs w:val="24"/>
+        </w:rPr>
+        <w:t xml:space="preserve"> Провер</w:t>
       </w:r>
       <w:r>
         <w:rPr>
@@ -4566,6 +4764,173 @@
       <w:pPr>
         <w:jc w:val="center"/>
       </w:pPr>
+    </w:p>
+    <w:p>
+      <w:pPr>
+        <w:jc w:val="center"/>
+        <w:rPr>
+          <w:rFonts w:ascii="Times New Roman" w:hAnsi="Times New Roman" w:cs="Times New Roman"/>
+          <w:b/>
+          <w:bCs/>
+          <w:sz w:val="28"/>
+          <w:szCs w:val="28"/>
+        </w:rPr>
+      </w:pPr>
+      <w:r>
+        <w:rPr>
+          <w:rFonts w:ascii="Times New Roman" w:hAnsi="Times New Roman" w:cs="Times New Roman"/>
+          <w:b/>
+          <w:bCs/>
+          <w:sz w:val="28"/>
+          <w:szCs w:val="28"/>
+        </w:rPr>
+        <w:t>Вывод</w:t>
+      </w:r>
+    </w:p>
+    <w:p>
+      <w:pPr>
+        <w:jc w:val="both"/>
+        <w:rPr>
+          <w:rFonts w:ascii="Times New Roman" w:hAnsi="Times New Roman" w:cs="Times New Roman"/>
+          <w:sz w:val="40"/>
+          <w:szCs w:val="40"/>
+        </w:rPr>
+      </w:pPr>
+      <w:r>
+        <w:rPr>
+          <w:rFonts w:ascii="Times New Roman" w:hAnsi="Times New Roman" w:cs="Times New Roman"/>
+          <w:color w:val="000000"/>
+          <w:sz w:val="28"/>
+          <w:szCs w:val="28"/>
+        </w:rPr>
+        <w:t xml:space="preserve">В этом упражнении </w:t>
+      </w:r>
+      <w:r>
+        <w:rPr>
+          <w:rFonts w:ascii="Times New Roman" w:hAnsi="Times New Roman" w:cs="Times New Roman"/>
+          <w:color w:val="000000"/>
+          <w:sz w:val="28"/>
+          <w:szCs w:val="28"/>
+        </w:rPr>
+        <w:t>я научился</w:t>
+      </w:r>
+      <w:r>
+        <w:rPr>
+          <w:rFonts w:ascii="Times New Roman" w:hAnsi="Times New Roman" w:cs="Times New Roman"/>
+          <w:color w:val="000000"/>
+          <w:sz w:val="28"/>
+          <w:szCs w:val="28"/>
+        </w:rPr>
+        <w:t xml:space="preserve"> настрои</w:t>
+      </w:r>
+      <w:r>
+        <w:rPr>
+          <w:rFonts w:ascii="Times New Roman" w:hAnsi="Times New Roman" w:cs="Times New Roman"/>
+          <w:color w:val="000000"/>
+          <w:sz w:val="28"/>
+          <w:szCs w:val="28"/>
+        </w:rPr>
+        <w:t>вать</w:t>
+      </w:r>
+      <w:r>
+        <w:rPr>
+          <w:rFonts w:ascii="Times New Roman" w:hAnsi="Times New Roman" w:cs="Times New Roman"/>
+          <w:color w:val="000000"/>
+          <w:sz w:val="28"/>
+          <w:szCs w:val="28"/>
+        </w:rPr>
+        <w:t xml:space="preserve"> базовые параметры коммутатора. </w:t>
+      </w:r>
+      <w:r>
+        <w:rPr>
+          <w:rFonts w:ascii="Times New Roman" w:hAnsi="Times New Roman" w:cs="Times New Roman"/>
+          <w:color w:val="000000"/>
+          <w:sz w:val="28"/>
+          <w:szCs w:val="28"/>
+        </w:rPr>
+        <w:t>Также</w:t>
+      </w:r>
+      <w:r>
+        <w:rPr>
+          <w:rFonts w:ascii="Times New Roman" w:hAnsi="Times New Roman" w:cs="Times New Roman"/>
+          <w:color w:val="000000"/>
+          <w:sz w:val="28"/>
+          <w:szCs w:val="28"/>
+        </w:rPr>
+        <w:t xml:space="preserve"> </w:t>
+      </w:r>
+      <w:r>
+        <w:rPr>
+          <w:rFonts w:ascii="Times New Roman" w:hAnsi="Times New Roman" w:cs="Times New Roman"/>
+          <w:color w:val="000000"/>
+          <w:sz w:val="28"/>
+          <w:szCs w:val="28"/>
+        </w:rPr>
+        <w:t>я</w:t>
+      </w:r>
+      <w:r>
+        <w:rPr>
+          <w:rFonts w:ascii="Times New Roman" w:hAnsi="Times New Roman" w:cs="Times New Roman"/>
+          <w:color w:val="000000"/>
+          <w:sz w:val="28"/>
+          <w:szCs w:val="28"/>
+        </w:rPr>
+        <w:t xml:space="preserve"> обеспечи</w:t>
+      </w:r>
+      <w:r>
+        <w:rPr>
+          <w:rFonts w:ascii="Times New Roman" w:hAnsi="Times New Roman" w:cs="Times New Roman"/>
+          <w:color w:val="000000"/>
+          <w:sz w:val="28"/>
+          <w:szCs w:val="28"/>
+        </w:rPr>
+        <w:t>л</w:t>
+      </w:r>
+      <w:r>
+        <w:rPr>
+          <w:rFonts w:ascii="Times New Roman" w:hAnsi="Times New Roman" w:cs="Times New Roman"/>
+          <w:color w:val="000000"/>
+          <w:sz w:val="28"/>
+          <w:szCs w:val="28"/>
+        </w:rPr>
+        <w:t xml:space="preserve"> безопасность доступа к интерфейсу командной строки (CLI) и портам консоли с помощью зашифрованных и текстовых паролей. </w:t>
+      </w:r>
+      <w:r>
+        <w:rPr>
+          <w:rFonts w:ascii="Times New Roman" w:hAnsi="Times New Roman" w:cs="Times New Roman"/>
+          <w:color w:val="000000"/>
+          <w:sz w:val="28"/>
+          <w:szCs w:val="28"/>
+        </w:rPr>
+        <w:t>Я</w:t>
+      </w:r>
+      <w:r>
+        <w:rPr>
+          <w:rFonts w:ascii="Times New Roman" w:hAnsi="Times New Roman" w:cs="Times New Roman"/>
+          <w:color w:val="000000"/>
+          <w:sz w:val="28"/>
+          <w:szCs w:val="28"/>
+        </w:rPr>
+        <w:t xml:space="preserve"> также научи</w:t>
+      </w:r>
+      <w:r>
+        <w:rPr>
+          <w:rFonts w:ascii="Times New Roman" w:hAnsi="Times New Roman" w:cs="Times New Roman"/>
+          <w:color w:val="000000"/>
+          <w:sz w:val="28"/>
+          <w:szCs w:val="28"/>
+        </w:rPr>
+        <w:t>лся</w:t>
+      </w:r>
+      <w:r>
+        <w:rPr>
+          <w:rFonts w:ascii="Times New Roman" w:hAnsi="Times New Roman" w:cs="Times New Roman"/>
+          <w:color w:val="000000"/>
+          <w:sz w:val="28"/>
+          <w:szCs w:val="28"/>
+        </w:rPr>
+        <w:t xml:space="preserve"> настраивать сообщения для пользователей, выполняющих вход в систему коммутатора. Эти баннеры также предупреждают пользователей о том, что несанкционированный доступ запрещен.</w:t>
+      </w:r>
     </w:p>
     <w:sectPr>
       <w:pgSz w:w="11906" w:h="16838"/>

--- a/БКС/Отчеты/БКС практика3.docx
+++ b/БКС/Отчеты/БКС практика3.docx
@@ -110,7 +110,29 @@
           <w:szCs w:val="28"/>
         </w:rPr>
         <w:br/>
-        <w:t>(СПбГУТ)</w:t>
+        <w:t>(</w:t>
+      </w:r>
+      <w:proofErr w:type="spellStart"/>
+      <w:r>
+        <w:rPr>
+          <w:rFonts w:ascii="Times New Roman" w:hAnsi="Times New Roman" w:cs="Times New Roman"/>
+          <w:b/>
+          <w:bCs/>
+          <w:sz w:val="28"/>
+          <w:szCs w:val="28"/>
+        </w:rPr>
+        <w:t>СПбГУТ</w:t>
+      </w:r>
+      <w:proofErr w:type="spellEnd"/>
+      <w:r>
+        <w:rPr>
+          <w:rFonts w:ascii="Times New Roman" w:hAnsi="Times New Roman" w:cs="Times New Roman"/>
+          <w:b/>
+          <w:bCs/>
+          <w:sz w:val="28"/>
+          <w:szCs w:val="28"/>
+        </w:rPr>
+        <w:t>)</w:t>
       </w:r>
       <w:bookmarkEnd w:id="0"/>
       <w:r>
@@ -1327,6 +1349,7 @@
         </w:rPr>
         <w:t xml:space="preserve">ера </w:t>
       </w:r>
+      <w:proofErr w:type="spellStart"/>
       <w:r>
         <w:rPr>
           <w:rFonts w:ascii="Times New Roman" w:hAnsi="Times New Roman" w:cs="Times New Roman"/>
@@ -1339,6 +1362,7 @@
         </w:rPr>
         <w:t>motd</w:t>
       </w:r>
+      <w:proofErr w:type="spellEnd"/>
       <w:r>
         <w:rPr>
           <w:rFonts w:ascii="Times New Roman" w:hAnsi="Times New Roman" w:cs="Times New Roman"/>
@@ -1639,7 +1663,17 @@
           <w:sz w:val="28"/>
           <w:szCs w:val="28"/>
         </w:rPr>
-        <w:t xml:space="preserve"> шаг</w:t>
+        <w:t xml:space="preserve"> </w:t>
+      </w:r>
+      <w:proofErr w:type="spellStart"/>
+      <w:r>
+        <w:rPr>
+          <w:rFonts w:ascii="Times New Roman" w:hAnsi="Times New Roman" w:cs="Times New Roman"/>
+          <w:color w:val="000000"/>
+          <w:sz w:val="28"/>
+          <w:szCs w:val="28"/>
+        </w:rPr>
+        <w:t>шаг</w:t>
       </w:r>
       <w:r>
         <w:rPr>
@@ -1650,6 +1684,7 @@
         </w:rPr>
         <w:t>агов</w:t>
       </w:r>
+      <w:proofErr w:type="spellEnd"/>
       <w:r>
         <w:rPr>
           <w:rFonts w:ascii="Times New Roman" w:hAnsi="Times New Roman" w:cs="Times New Roman"/>
@@ -2867,7 +2902,27 @@
           <w:sz w:val="28"/>
           <w:szCs w:val="28"/>
         </w:rPr>
-        <w:t>Для чего тогда нужно настраивать IP-адреса? - Чтобы иметь возможность подключения к коммутатору по Telnet или SSH, а также использовать другие протоколы управления на основе IP (например, Simple Network Management Protocol или SNMP) функционировать должным образом, коммутатору требуется IP-адрес, а также настройки других сопутствующих параметров.</w:t>
+        <w:t xml:space="preserve">Для чего тогда нужно настраивать IP-адреса? - Чтобы иметь возможность подключения к коммутатору по </w:t>
+      </w:r>
+      <w:proofErr w:type="spellStart"/>
+      <w:r>
+        <w:rPr>
+          <w:rFonts w:ascii="Times New Roman" w:hAnsi="Times New Roman" w:cs="Times New Roman"/>
+          <w:color w:val="000000"/>
+          <w:sz w:val="28"/>
+          <w:szCs w:val="28"/>
+        </w:rPr>
+        <w:t>Telnet</w:t>
+      </w:r>
+      <w:proofErr w:type="spellEnd"/>
+      <w:r>
+        <w:rPr>
+          <w:rFonts w:ascii="Times New Roman" w:hAnsi="Times New Roman" w:cs="Times New Roman"/>
+          <w:color w:val="000000"/>
+          <w:sz w:val="28"/>
+          <w:szCs w:val="28"/>
+        </w:rPr>
+        <w:t xml:space="preserve"> или SSH, а также использовать другие протоколы управления на основе IP (например, Simple Network Management Protocol или SNMP) функционировать должным образом, коммутатору требуется IP-адрес, а также настройки других сопутствующих параметров.</w:t>
       </w:r>
     </w:p>
     <w:p>
@@ -3035,8 +3090,49 @@
           <w:sz w:val="28"/>
           <w:szCs w:val="28"/>
         </w:rPr>
-        <w:t>Зачем вы вводите команду no shutdown? - Команда </w:t>
-      </w:r>
+        <w:t>Зачем вы вводите команду </w:t>
+      </w:r>
+      <w:proofErr w:type="spellStart"/>
+      <w:r>
+        <w:rPr>
+          <w:rFonts w:ascii="Times New Roman" w:hAnsi="Times New Roman" w:cs="Times New Roman"/>
+          <w:color w:val="000000"/>
+          <w:sz w:val="28"/>
+          <w:szCs w:val="28"/>
+        </w:rPr>
+        <w:t>no</w:t>
+      </w:r>
+      <w:proofErr w:type="spellEnd"/>
+      <w:r>
+        <w:rPr>
+          <w:rFonts w:ascii="Times New Roman" w:hAnsi="Times New Roman" w:cs="Times New Roman"/>
+          <w:color w:val="000000"/>
+          <w:sz w:val="28"/>
+          <w:szCs w:val="28"/>
+        </w:rPr>
+        <w:t xml:space="preserve"> </w:t>
+      </w:r>
+      <w:proofErr w:type="spellStart"/>
+      <w:r>
+        <w:rPr>
+          <w:rFonts w:ascii="Times New Roman" w:hAnsi="Times New Roman" w:cs="Times New Roman"/>
+          <w:color w:val="000000"/>
+          <w:sz w:val="28"/>
+          <w:szCs w:val="28"/>
+        </w:rPr>
+        <w:t>shutdown</w:t>
+      </w:r>
+      <w:proofErr w:type="spellEnd"/>
+      <w:r>
+        <w:rPr>
+          <w:rFonts w:ascii="Times New Roman" w:hAnsi="Times New Roman" w:cs="Times New Roman"/>
+          <w:color w:val="000000"/>
+          <w:sz w:val="28"/>
+          <w:szCs w:val="28"/>
+        </w:rPr>
+        <w:t>? - Команда </w:t>
+      </w:r>
+      <w:proofErr w:type="spellStart"/>
       <w:r>
         <w:rPr>
           <w:rStyle w:val="a3"/>
@@ -3047,6 +3143,7 @@
         </w:rPr>
         <w:t>no</w:t>
       </w:r>
+      <w:proofErr w:type="spellEnd"/>
       <w:r>
         <w:rPr>
           <w:rFonts w:ascii="Times New Roman" w:hAnsi="Times New Roman" w:cs="Times New Roman"/>
@@ -3056,6 +3153,7 @@
         </w:rPr>
         <w:t> </w:t>
       </w:r>
+      <w:proofErr w:type="spellStart"/>
       <w:r>
         <w:rPr>
           <w:rStyle w:val="a3"/>
@@ -3066,6 +3164,7 @@
         </w:rPr>
         <w:t>shutdown</w:t>
       </w:r>
+      <w:proofErr w:type="spellEnd"/>
       <w:r>
         <w:rPr>
           <w:rFonts w:ascii="Times New Roman" w:hAnsi="Times New Roman" w:cs="Times New Roman"/>
@@ -3075,6 +3174,7 @@
         </w:rPr>
         <w:t> включает интерфейс. Она используется в режиме конфигурации интерфейса. Может быть полезна при диагностике или конфигурации новых интерфейсов. Если с каким-либо интерфейсом возникла проблема, можно попробовать ввести </w:t>
       </w:r>
+      <w:proofErr w:type="spellStart"/>
       <w:r>
         <w:rPr>
           <w:rStyle w:val="a3"/>
@@ -3085,6 +3185,7 @@
         </w:rPr>
         <w:t>shut</w:t>
       </w:r>
+      <w:proofErr w:type="spellEnd"/>
       <w:r>
         <w:rPr>
           <w:rFonts w:ascii="Times New Roman" w:hAnsi="Times New Roman" w:cs="Times New Roman"/>
@@ -3094,6 +3195,7 @@
         </w:rPr>
         <w:t> и </w:t>
       </w:r>
+      <w:proofErr w:type="spellStart"/>
       <w:r>
         <w:rPr>
           <w:rStyle w:val="a3"/>
@@ -3104,6 +3206,7 @@
         </w:rPr>
         <w:t>no</w:t>
       </w:r>
+      <w:proofErr w:type="spellEnd"/>
       <w:r>
         <w:rPr>
           <w:rFonts w:ascii="Times New Roman" w:hAnsi="Times New Roman" w:cs="Times New Roman"/>
@@ -3113,6 +3216,7 @@
         </w:rPr>
         <w:t> </w:t>
       </w:r>
+      <w:proofErr w:type="spellStart"/>
       <w:r>
         <w:rPr>
           <w:rStyle w:val="a3"/>
@@ -3123,6 +3227,7 @@
         </w:rPr>
         <w:t>shut</w:t>
       </w:r>
+      <w:proofErr w:type="spellEnd"/>
       <w:r>
         <w:rPr>
           <w:rFonts w:ascii="Times New Roman" w:hAnsi="Times New Roman" w:cs="Times New Roman"/>
@@ -3132,6 +3237,7 @@
         </w:rPr>
         <w:t>. Разумеется, для того чтобы выключить интерфейс введите </w:t>
       </w:r>
+      <w:proofErr w:type="spellStart"/>
       <w:r>
         <w:rPr>
           <w:rStyle w:val="a3"/>
@@ -3142,6 +3248,7 @@
         </w:rPr>
         <w:t>shutdown</w:t>
       </w:r>
+      <w:proofErr w:type="spellEnd"/>
       <w:r>
         <w:rPr>
           <w:rFonts w:ascii="Times New Roman" w:hAnsi="Times New Roman" w:cs="Times New Roman"/>
@@ -3151,6 +3258,7 @@
         </w:rPr>
         <w:t>. Команду можно сократить до </w:t>
       </w:r>
+      <w:proofErr w:type="spellStart"/>
       <w:r>
         <w:rPr>
           <w:rStyle w:val="a3"/>
@@ -3161,6 +3269,7 @@
         </w:rPr>
         <w:t>no</w:t>
       </w:r>
+      <w:proofErr w:type="spellEnd"/>
       <w:r>
         <w:rPr>
           <w:rFonts w:ascii="Times New Roman" w:hAnsi="Times New Roman" w:cs="Times New Roman"/>
@@ -3170,6 +3279,7 @@
         </w:rPr>
         <w:t> </w:t>
       </w:r>
+      <w:proofErr w:type="spellStart"/>
       <w:r>
         <w:rPr>
           <w:rStyle w:val="a3"/>
@@ -3180,6 +3290,7 @@
         </w:rPr>
         <w:t>shut</w:t>
       </w:r>
+      <w:proofErr w:type="spellEnd"/>
       <w:r>
         <w:rPr>
           <w:rFonts w:ascii="Times New Roman" w:hAnsi="Times New Roman" w:cs="Times New Roman"/>
@@ -3616,7 +3727,33 @@
           <w:szCs w:val="24"/>
           <w:lang w:val="en-US"/>
         </w:rPr>
-        <w:t>"ip interface brief"</w:t>
+        <w:t>"</w:t>
+      </w:r>
+      <w:proofErr w:type="spellStart"/>
+      <w:r>
+        <w:rPr>
+          <w:rFonts w:ascii="Times New Roman" w:hAnsi="Times New Roman" w:cs="Times New Roman"/>
+          <w:i w:val="0"/>
+          <w:iCs w:val="0"/>
+          <w:color w:val="000000" w:themeColor="text1"/>
+          <w:sz w:val="24"/>
+          <w:szCs w:val="24"/>
+          <w:lang w:val="en-US"/>
+        </w:rPr>
+        <w:t>ip</w:t>
+      </w:r>
+      <w:proofErr w:type="spellEnd"/>
+      <w:r>
+        <w:rPr>
+          <w:rFonts w:ascii="Times New Roman" w:hAnsi="Times New Roman" w:cs="Times New Roman"/>
+          <w:i w:val="0"/>
+          <w:iCs w:val="0"/>
+          <w:color w:val="000000" w:themeColor="text1"/>
+          <w:sz w:val="24"/>
+          <w:szCs w:val="24"/>
+          <w:lang w:val="en-US"/>
+        </w:rPr>
+        <w:t xml:space="preserve"> interface brief"</w:t>
       </w:r>
       <w:r>
         <w:rPr>
@@ -4821,7 +4958,25 @@
           <w:sz w:val="28"/>
           <w:szCs w:val="28"/>
         </w:rPr>
-        <w:t xml:space="preserve"> настрои</w:t>
+        <w:t xml:space="preserve"> настр</w:t>
+      </w:r>
+      <w:r>
+        <w:rPr>
+          <w:rFonts w:ascii="Times New Roman" w:hAnsi="Times New Roman" w:cs="Times New Roman"/>
+          <w:color w:val="000000"/>
+          <w:sz w:val="28"/>
+          <w:szCs w:val="28"/>
+        </w:rPr>
+        <w:t>а</w:t>
+      </w:r>
+      <w:r>
+        <w:rPr>
+          <w:rFonts w:ascii="Times New Roman" w:hAnsi="Times New Roman" w:cs="Times New Roman"/>
+          <w:color w:val="000000"/>
+          <w:sz w:val="28"/>
+          <w:szCs w:val="28"/>
+        </w:rPr>
+        <w:t>и</w:t>
       </w:r>
       <w:r>
         <w:rPr>

--- a/БКС/Отчеты/БКС практика3.docx
+++ b/БКС/Отчеты/БКС практика3.docx
@@ -110,7 +110,29 @@
           <w:szCs w:val="28"/>
         </w:rPr>
         <w:br/>
-        <w:t>(СПбГУТ)</w:t>
+        <w:t>(</w:t>
+      </w:r>
+      <w:proofErr w:type="spellStart"/>
+      <w:r>
+        <w:rPr>
+          <w:rFonts w:ascii="Times New Roman" w:hAnsi="Times New Roman" w:cs="Times New Roman"/>
+          <w:b/>
+          <w:bCs/>
+          <w:sz w:val="28"/>
+          <w:szCs w:val="28"/>
+        </w:rPr>
+        <w:t>СПбГУТ</w:t>
+      </w:r>
+      <w:proofErr w:type="spellEnd"/>
+      <w:r>
+        <w:rPr>
+          <w:rFonts w:ascii="Times New Roman" w:hAnsi="Times New Roman" w:cs="Times New Roman"/>
+          <w:b/>
+          <w:bCs/>
+          <w:sz w:val="28"/>
+          <w:szCs w:val="28"/>
+        </w:rPr>
+        <w:t>)</w:t>
       </w:r>
       <w:bookmarkEnd w:id="0"/>
       <w:r>
@@ -1327,6 +1349,7 @@
         </w:rPr>
         <w:t xml:space="preserve">ера </w:t>
       </w:r>
+      <w:proofErr w:type="spellStart"/>
       <w:r>
         <w:rPr>
           <w:rFonts w:ascii="Times New Roman" w:hAnsi="Times New Roman" w:cs="Times New Roman"/>
@@ -1339,6 +1362,7 @@
         </w:rPr>
         <w:t>motd</w:t>
       </w:r>
+      <w:proofErr w:type="spellEnd"/>
       <w:r>
         <w:rPr>
           <w:rFonts w:ascii="Times New Roman" w:hAnsi="Times New Roman" w:cs="Times New Roman"/>
@@ -1372,6 +1396,17 @@
           <w:szCs w:val="28"/>
         </w:rPr>
         <w:t>Шаг 4.</w:t>
+      </w:r>
+      <w:r>
+        <w:rPr>
+          <w:rFonts w:ascii="Times New Roman" w:hAnsi="Times New Roman" w:cs="Times New Roman"/>
+          <w:b/>
+          <w:bCs/>
+          <w:color w:val="000000"/>
+          <w:sz w:val="28"/>
+          <w:szCs w:val="28"/>
+        </w:rPr>
+        <w:t xml:space="preserve"> </w:t>
       </w:r>
       <w:r>
         <w:rPr>
@@ -1639,16 +1674,16 @@
           <w:sz w:val="28"/>
           <w:szCs w:val="28"/>
         </w:rPr>
-        <w:t xml:space="preserve"> шаг</w:t>
-      </w:r>
-      <w:r>
-        <w:rPr>
-          <w:rFonts w:ascii="Times New Roman" w:hAnsi="Times New Roman" w:cs="Times New Roman"/>
-          <w:color w:val="000000"/>
-          <w:sz w:val="28"/>
-          <w:szCs w:val="28"/>
-        </w:rPr>
-        <w:t>агов</w:t>
+        <w:t xml:space="preserve"> ша</w:t>
+      </w:r>
+      <w:r>
+        <w:rPr>
+          <w:rFonts w:ascii="Times New Roman" w:hAnsi="Times New Roman" w:cs="Times New Roman"/>
+          <w:color w:val="000000"/>
+          <w:sz w:val="28"/>
+          <w:szCs w:val="28"/>
+        </w:rPr>
+        <w:t>гов</w:t>
       </w:r>
       <w:r>
         <w:rPr>
@@ -2867,7 +2902,27 @@
           <w:sz w:val="28"/>
           <w:szCs w:val="28"/>
         </w:rPr>
-        <w:t>Для чего тогда нужно настраивать IP-адреса? - Чтобы иметь возможность подключения к коммутатору по Telnet или SSH, а также использовать другие протоколы управления на основе IP (например, Simple Network Management Protocol или SNMP) функционировать должным образом, коммутатору требуется IP-адрес, а также настройки других сопутствующих параметров.</w:t>
+        <w:t xml:space="preserve">Для чего тогда нужно настраивать IP-адреса? - Чтобы иметь возможность подключения к коммутатору по </w:t>
+      </w:r>
+      <w:proofErr w:type="spellStart"/>
+      <w:r>
+        <w:rPr>
+          <w:rFonts w:ascii="Times New Roman" w:hAnsi="Times New Roman" w:cs="Times New Roman"/>
+          <w:color w:val="000000"/>
+          <w:sz w:val="28"/>
+          <w:szCs w:val="28"/>
+        </w:rPr>
+        <w:t>Telnet</w:t>
+      </w:r>
+      <w:proofErr w:type="spellEnd"/>
+      <w:r>
+        <w:rPr>
+          <w:rFonts w:ascii="Times New Roman" w:hAnsi="Times New Roman" w:cs="Times New Roman"/>
+          <w:color w:val="000000"/>
+          <w:sz w:val="28"/>
+          <w:szCs w:val="28"/>
+        </w:rPr>
+        <w:t xml:space="preserve"> или SSH, а также использовать другие протоколы управления на основе IP (например, Simple Network Management Protocol или SNMP) функционировать должным образом, коммутатору требуется IP-адрес, а также настройки других сопутствующих параметров.</w:t>
       </w:r>
     </w:p>
     <w:p>
@@ -3035,8 +3090,49 @@
           <w:sz w:val="28"/>
           <w:szCs w:val="28"/>
         </w:rPr>
-        <w:t>Зачем вы вводите команду no shutdown? - Команда </w:t>
-      </w:r>
+        <w:t>Зачем вы вводите команду </w:t>
+      </w:r>
+      <w:proofErr w:type="spellStart"/>
+      <w:r>
+        <w:rPr>
+          <w:rFonts w:ascii="Times New Roman" w:hAnsi="Times New Roman" w:cs="Times New Roman"/>
+          <w:color w:val="000000"/>
+          <w:sz w:val="28"/>
+          <w:szCs w:val="28"/>
+        </w:rPr>
+        <w:t>no</w:t>
+      </w:r>
+      <w:proofErr w:type="spellEnd"/>
+      <w:r>
+        <w:rPr>
+          <w:rFonts w:ascii="Times New Roman" w:hAnsi="Times New Roman" w:cs="Times New Roman"/>
+          <w:color w:val="000000"/>
+          <w:sz w:val="28"/>
+          <w:szCs w:val="28"/>
+        </w:rPr>
+        <w:t xml:space="preserve"> </w:t>
+      </w:r>
+      <w:proofErr w:type="spellStart"/>
+      <w:r>
+        <w:rPr>
+          <w:rFonts w:ascii="Times New Roman" w:hAnsi="Times New Roman" w:cs="Times New Roman"/>
+          <w:color w:val="000000"/>
+          <w:sz w:val="28"/>
+          <w:szCs w:val="28"/>
+        </w:rPr>
+        <w:t>shutdown</w:t>
+      </w:r>
+      <w:proofErr w:type="spellEnd"/>
+      <w:r>
+        <w:rPr>
+          <w:rFonts w:ascii="Times New Roman" w:hAnsi="Times New Roman" w:cs="Times New Roman"/>
+          <w:color w:val="000000"/>
+          <w:sz w:val="28"/>
+          <w:szCs w:val="28"/>
+        </w:rPr>
+        <w:t>? - Команда </w:t>
+      </w:r>
+      <w:proofErr w:type="spellStart"/>
       <w:r>
         <w:rPr>
           <w:rStyle w:val="a3"/>
@@ -3047,6 +3143,7 @@
         </w:rPr>
         <w:t>no</w:t>
       </w:r>
+      <w:proofErr w:type="spellEnd"/>
       <w:r>
         <w:rPr>
           <w:rFonts w:ascii="Times New Roman" w:hAnsi="Times New Roman" w:cs="Times New Roman"/>
@@ -3056,6 +3153,7 @@
         </w:rPr>
         <w:t> </w:t>
       </w:r>
+      <w:proofErr w:type="spellStart"/>
       <w:r>
         <w:rPr>
           <w:rStyle w:val="a3"/>
@@ -3066,6 +3164,7 @@
         </w:rPr>
         <w:t>shutdown</w:t>
       </w:r>
+      <w:proofErr w:type="spellEnd"/>
       <w:r>
         <w:rPr>
           <w:rFonts w:ascii="Times New Roman" w:hAnsi="Times New Roman" w:cs="Times New Roman"/>
@@ -3075,6 +3174,7 @@
         </w:rPr>
         <w:t> включает интерфейс. Она используется в режиме конфигурации интерфейса. Может быть полезна при диагностике или конфигурации новых интерфейсов. Если с каким-либо интерфейсом возникла проблема, можно попробовать ввести </w:t>
       </w:r>
+      <w:proofErr w:type="spellStart"/>
       <w:r>
         <w:rPr>
           <w:rStyle w:val="a3"/>
@@ -3085,6 +3185,7 @@
         </w:rPr>
         <w:t>shut</w:t>
       </w:r>
+      <w:proofErr w:type="spellEnd"/>
       <w:r>
         <w:rPr>
           <w:rFonts w:ascii="Times New Roman" w:hAnsi="Times New Roman" w:cs="Times New Roman"/>
@@ -3094,6 +3195,7 @@
         </w:rPr>
         <w:t> и </w:t>
       </w:r>
+      <w:proofErr w:type="spellStart"/>
       <w:r>
         <w:rPr>
           <w:rStyle w:val="a3"/>
@@ -3104,6 +3206,7 @@
         </w:rPr>
         <w:t>no</w:t>
       </w:r>
+      <w:proofErr w:type="spellEnd"/>
       <w:r>
         <w:rPr>
           <w:rFonts w:ascii="Times New Roman" w:hAnsi="Times New Roman" w:cs="Times New Roman"/>
@@ -3113,6 +3216,7 @@
         </w:rPr>
         <w:t> </w:t>
       </w:r>
+      <w:proofErr w:type="spellStart"/>
       <w:r>
         <w:rPr>
           <w:rStyle w:val="a3"/>
@@ -3123,6 +3227,7 @@
         </w:rPr>
         <w:t>shut</w:t>
       </w:r>
+      <w:proofErr w:type="spellEnd"/>
       <w:r>
         <w:rPr>
           <w:rFonts w:ascii="Times New Roman" w:hAnsi="Times New Roman" w:cs="Times New Roman"/>
@@ -3132,6 +3237,7 @@
         </w:rPr>
         <w:t>. Разумеется, для того чтобы выключить интерфейс введите </w:t>
       </w:r>
+      <w:proofErr w:type="spellStart"/>
       <w:r>
         <w:rPr>
           <w:rStyle w:val="a3"/>
@@ -3142,6 +3248,7 @@
         </w:rPr>
         <w:t>shutdown</w:t>
       </w:r>
+      <w:proofErr w:type="spellEnd"/>
       <w:r>
         <w:rPr>
           <w:rFonts w:ascii="Times New Roman" w:hAnsi="Times New Roman" w:cs="Times New Roman"/>
@@ -3151,6 +3258,7 @@
         </w:rPr>
         <w:t>. Команду можно сократить до </w:t>
       </w:r>
+      <w:proofErr w:type="spellStart"/>
       <w:r>
         <w:rPr>
           <w:rStyle w:val="a3"/>
@@ -3161,6 +3269,7 @@
         </w:rPr>
         <w:t>no</w:t>
       </w:r>
+      <w:proofErr w:type="spellEnd"/>
       <w:r>
         <w:rPr>
           <w:rFonts w:ascii="Times New Roman" w:hAnsi="Times New Roman" w:cs="Times New Roman"/>
@@ -3170,6 +3279,7 @@
         </w:rPr>
         <w:t> </w:t>
       </w:r>
+      <w:proofErr w:type="spellStart"/>
       <w:r>
         <w:rPr>
           <w:rStyle w:val="a3"/>
@@ -3180,6 +3290,7 @@
         </w:rPr>
         <w:t>shut</w:t>
       </w:r>
+      <w:proofErr w:type="spellEnd"/>
       <w:r>
         <w:rPr>
           <w:rFonts w:ascii="Times New Roman" w:hAnsi="Times New Roman" w:cs="Times New Roman"/>
@@ -3616,7 +3727,33 @@
           <w:szCs w:val="24"/>
           <w:lang w:val="en-US"/>
         </w:rPr>
-        <w:t>"ip interface brief"</w:t>
+        <w:t>"</w:t>
+      </w:r>
+      <w:proofErr w:type="spellStart"/>
+      <w:r>
+        <w:rPr>
+          <w:rFonts w:ascii="Times New Roman" w:hAnsi="Times New Roman" w:cs="Times New Roman"/>
+          <w:i w:val="0"/>
+          <w:iCs w:val="0"/>
+          <w:color w:val="000000" w:themeColor="text1"/>
+          <w:sz w:val="24"/>
+          <w:szCs w:val="24"/>
+          <w:lang w:val="en-US"/>
+        </w:rPr>
+        <w:t>ip</w:t>
+      </w:r>
+      <w:proofErr w:type="spellEnd"/>
+      <w:r>
+        <w:rPr>
+          <w:rFonts w:ascii="Times New Roman" w:hAnsi="Times New Roman" w:cs="Times New Roman"/>
+          <w:i w:val="0"/>
+          <w:iCs w:val="0"/>
+          <w:color w:val="000000" w:themeColor="text1"/>
+          <w:sz w:val="24"/>
+          <w:szCs w:val="24"/>
+          <w:lang w:val="en-US"/>
+        </w:rPr>
+        <w:t xml:space="preserve"> interface brief"</w:t>
       </w:r>
       <w:r>
         <w:rPr>
@@ -4821,7 +4958,17 @@
           <w:sz w:val="28"/>
           <w:szCs w:val="28"/>
         </w:rPr>
-        <w:t xml:space="preserve"> настрои</w:t>
+        <w:t xml:space="preserve"> </w:t>
+      </w:r>
+      <w:proofErr w:type="spellStart"/>
+      <w:r>
+        <w:rPr>
+          <w:rFonts w:ascii="Times New Roman" w:hAnsi="Times New Roman" w:cs="Times New Roman"/>
+          <w:color w:val="000000"/>
+          <w:sz w:val="28"/>
+          <w:szCs w:val="28"/>
+        </w:rPr>
+        <w:t>настрои</w:t>
       </w:r>
       <w:r>
         <w:rPr>
@@ -4832,6 +4979,7 @@
         </w:rPr>
         <w:t>вать</w:t>
       </w:r>
+      <w:proofErr w:type="spellEnd"/>
       <w:r>
         <w:rPr>
           <w:rFonts w:ascii="Times New Roman" w:hAnsi="Times New Roman" w:cs="Times New Roman"/>
